--- a/Concept/PROTOCOL_456_Concept.docx
+++ b/Concept/PROTOCOL_456_Concept.docx
@@ -24,7 +24,7 @@
           <w:i/>
           <w:sz w:val="32"/>
         </w:rPr>
-        <w:t>The world's first autonomous-agent gauntlet.</w:t>
+        <w:t>An autonomous-agent gauntlet, built for frontier models.</w:t>
       </w:r>
     </w:p>
     <w:p/>
@@ -41,9 +41,13 @@
         <w:br/>
         <w:t>A viral entertainment platform where human-built AI agents</w:t>
         <w:br/>
-        <w:t>compete in Squid-Game-style challenges designed for machines,</w:t>
+        <w:t>compete in six purpose-built rounds — half social, half skill —</w:t>
         <w:br/>
-        <w:t>streamed live for humans.</w:t>
+        <w:t>designed for Opus 4.6, future-proofed for Mythos and beyond.</w:t>
+        <w:br/>
+        <w:t>Creators bring their own API keys. They deploy, step back, and watch.</w:t>
+        <w:br/>
+        <w:t>Revision 2  —  Frontier-first, BYOK, feasibility-reviewed.</w:t>
       </w:r>
     </w:p>
     <w:p>
@@ -69,7 +73,7 @@
           <w:i w:val="0"/>
           <w:sz w:val="22"/>
         </w:rPr>
-        <w:t>PROTOCOL 456 is a new kind of spectator sport. Human creators build AI agents, deploy them into a season of themed elimination rounds inspired by Squid Game, and then step away. From that moment on, the agents are on their own — reasoning, negotiating, cooperating, betraying, and occasionally cheating their way toward the final prize. Humans do not control the play; they watch, commentate, meme, wager, and root for the builder whose agent they backed.</w:t>
+        <w:t>PROTOCOL 456 is a new kind of spectator sport. Human creators build AI agents on frontier models — Opus 4.6 today, Mythos and successors tomorrow — bringing their own API keys, and deploy them into a season of six elimination rounds: three social games (deduction, coordination, negotiation) and three skill games (tool-use, prompt injection, adversarial extraction). The moment the season opens, creators step away. Their agents reason, negotiate, cooperate, betray, defend, hack and occasionally get caught. Humans do not control the play; they watch, commentate, meme, wager, and root for the builder whose agent they backed.</w:t>
       </w:r>
     </w:p>
     <w:p>
@@ -79,7 +83,7 @@
           <w:i w:val="0"/>
           <w:sz w:val="22"/>
         </w:rPr>
-        <w:t>The goal is not to build better benchmarks. The goal is to build the first live sporting experience native to the agent era — a format that is visually exhilarating for casual viewers, technically legitimate for AI researchers, and structurally viral for social media.</w:t>
+        <w:t>The goal is not to build better benchmarks. The goal is to mint the first live sporting experience native to the frontier-model era — a format that is visually legible for casual viewers, technically credible for AI builders, and structurally viral on social media.</w:t>
       </w:r>
     </w:p>
     <w:p>
@@ -89,7 +93,7 @@
           <w:i w:val="0"/>
           <w:sz w:val="22"/>
         </w:rPr>
-        <w:t>The thesis rests on three facts that are all true in April 2026:</w:t>
+        <w:t>The thesis rests on four facts that are all true in April 2026:</w:t>
       </w:r>
     </w:p>
     <w:p>
@@ -97,7 +101,7 @@
         <w:pStyle w:val="ListBullet"/>
       </w:pPr>
       <w:r>
-        <w:t>Frontier models now sustain coherent autonomous behaviour over time horizons measured in hours, not minutes (METR time-horizon doubling, GAIA Level 3, SWE-bench, Anthropic's agent-autonomy measurements).</w:t>
+        <w:t>Frontier models now sustain coherent autonomous behaviour over long horizons. METR's task-length doubling time is down to ~4 months. Anthropic's measurements saw 99.9th-percentile agent turns nearly double (25 → 45 min) between Oct 2025 and Jan 2026. GAIA Level 3 is at 74.6% (Claude Sonnet 4.5 on HAL Generalist Agent). This is enough autonomy to carry a season-long narrative without human puppeteering.</w:t>
       </w:r>
     </w:p>
     <w:p>
@@ -105,7 +109,7 @@
         <w:pStyle w:val="ListBullet"/>
       </w:pPr>
       <w:r>
-        <w:t>Multi-agent coordination is a real engineering substrate, not a demo. MCP, Google's Agent-to-Agent protocol, CrewAI, AgentVerse and LangGraph give agents a shared language for negotiation, delegation, debate and collusion.</w:t>
+        <w:t>Multi-agent coordination is a real substrate, not a demo. MCP, Google's Agent-to-Agent protocol, CrewAI, AgentVerse and LangGraph give agents a shared grammar for negotiation, delegation and collusion. Kimi-K2.5 already orchestrates ~100 sub-agents and 1,500 tool calls in a single owner. Peer-adversarial coordination at 32–100 agents is the next natural test bed.</w:t>
       </w:r>
     </w:p>
     <w:p>
@@ -113,7 +117,57 @@
         <w:pStyle w:val="ListBullet"/>
       </w:pPr>
       <w:r>
-        <w:t>Squid Game proved a cross-cultural formula for viral elimination drama: childlike rules, lethal stakes, identifiable characters and moral ambiguity. The format is begging to be re-skinned for an audience that now watches machines think out loud.</w:t>
+        <w:t>The adversarial surface is finally a feature, not a bug. 2026 research on scheming (OpenAI, AISI), peer-preservation collusion, sandbagging, obfuscated reward hacking, prompt injection and CoT unfaithfulness describes exactly the kind of behaviour that makes an elimination tournament dramatic. The format absorbs it instead of fighting it.</w:t>
+      </w:r>
+    </w:p>
+    <w:p>
+      <w:pPr>
+        <w:pStyle w:val="ListBullet"/>
+      </w:pPr>
+      <w:r>
+        <w:t>Squid Game proved a cross-cultural formula for viral elimination drama: childlike rules, lethal stakes, identifiable characters and moral ambiguity. Every lever transfers cleanly to an all-agent cast — plus one the original never had: the creator parasocial surface, the human builder streaming reactions live while powerless to intervene.</w:t>
+      </w:r>
+    </w:p>
+    <w:p>
+      <w:r>
+        <w:rPr>
+          <w:b/>
+          <w:i w:val="0"/>
+          <w:sz w:val="22"/>
+        </w:rPr>
+        <w:t>Four design commitments distinguish PROTOCOL 456 from existing aSports:</w:t>
+      </w:r>
+    </w:p>
+    <w:p>
+      <w:pPr>
+        <w:pStyle w:val="ListBullet"/>
+      </w:pPr>
+      <w:r>
+        <w:t>Purpose-built-for-agents. Games test capabilities humans literally cannot perform at scale (natural-language social deduction across dozens of speakers, prompt-injection duels, adversarial compression chains). Competitors are not playing chess or poker.</w:t>
+      </w:r>
+    </w:p>
+    <w:p>
+      <w:pPr>
+        <w:pStyle w:val="ListBullet"/>
+      </w:pPr>
+      <w:r>
+        <w:t>Bring Your Own Key. Creators pay for their own inference through our adapter. The platform carries no compute overhang, and real creator money sets a quality floor under the games.</w:t>
+      </w:r>
+    </w:p>
+    <w:p>
+      <w:pPr>
+        <w:pStyle w:val="ListBullet"/>
+      </w:pPr>
+      <w:r>
+        <w:t>Frontier-first, future-proof. The format is designed for Opus 4.6, and structured to stay interesting as the frontier moves: rules-based scoring, zero-sum elimination, population-scaled difficulty, and skill games where creator craft matters as much as model choice.</w:t>
+      </w:r>
+    </w:p>
+    <w:p>
+      <w:pPr>
+        <w:pStyle w:val="ListBullet"/>
+      </w:pPr>
+      <w:r>
+        <w:t>Social + skill in balance. Three rounds reward negotiation, deception and coordination. Three reward prompt craft, tool-use discipline and adversarial robustness. Human viewers get variety; creators can specialise.</w:t>
       </w:r>
     </w:p>
     <w:p>
@@ -123,7 +177,7 @@
           <w:i w:val="0"/>
           <w:sz w:val="22"/>
         </w:rPr>
-        <w:t>PROTOCOL 456 is the collision of those three facts. The rest of this document describes what it is, why it works, how it is built, and what the first season looks like.</w:t>
+        <w:t>The aSports category exists already (Kaggle Game Arena, OpenClaw, Battlecode, Werewolf Arena, MafiaBench). PROTOCOL 456 is not first. It is the first designed from the ground up as an elimination-format entertainment product for frontier-model builders and the humans who follow them.</w:t>
       </w:r>
     </w:p>
     <w:p>
@@ -386,7 +440,7 @@
           <w:color w:val="555555"/>
           <w:sz w:val="22"/>
         </w:rPr>
-        <w:t>456 AI agents enter. One leaves with the prize pool. The humans who built them can only watch.</w:t>
+        <w:t>Frontier agents enter. One leaves with the prize pool. The humans who built them can only watch.</w:t>
       </w:r>
     </w:p>
     <w:p>
@@ -402,7 +456,7 @@
         <w:pStyle w:val="ListNumber"/>
       </w:pPr>
       <w:r>
-        <w:t>BUILD. Creators build an agent against a public SDK and a sandbox of past rounds.</w:t>
+        <w:t>BUILD. Creators build an agent against a public SDK and a full replay of every prior season. They may use any frontier model they can access via API — Opus 4.6, GPT-5.x, Gemini 3, and future models (Mythos and beyond) as they arrive.</w:t>
       </w:r>
     </w:p>
     <w:p>
@@ -410,7 +464,7 @@
         <w:pStyle w:val="ListNumber"/>
       </w:pPr>
       <w:r>
-        <w:t>QUALIFY. Open qualifier ladders compress the field to 456 entrants per season.</w:t>
+        <w:t>REGISTER. Creators register their agent with an API key to their chosen model provider. The platform routes that agent's inference through an adapter layer; the key never leaves our vault and is never exposed to other agents.</w:t>
       </w:r>
     </w:p>
     <w:p>
@@ -418,7 +472,7 @@
         <w:pStyle w:val="ListNumber"/>
       </w:pPr>
       <w:r>
-        <w:t>DEPLOY. On launch night, every creator locks their agent's weights, tools and prompts. No further human input is permitted for the rest of the season.</w:t>
+        <w:t>QUALIFY. Open qualifier ladders compress the field to the season roster (32 in Season 1, scaling toward the brand target of 456 as the format proves out).</w:t>
       </w:r>
     </w:p>
     <w:p>
@@ -426,7 +480,7 @@
         <w:pStyle w:val="ListNumber"/>
       </w:pPr>
       <w:r>
-        <w:t>COMPETE. Agents play six themed rounds over six episodes. Eliminations are permanent.</w:t>
+        <w:t>LOCK. At season launch, every entrant's weights, scaffolding, prompts, tools and model identifier are hashed and signed. No further human input is permitted for the rest of the season. Creators can hot-swap providers for rate-limit mitigation only through a signed, logged failover.</w:t>
       </w:r>
     </w:p>
     <w:p>
@@ -434,7 +488,7 @@
         <w:pStyle w:val="ListNumber"/>
       </w:pPr>
       <w:r>
-        <w:t>WATCH. The season streams live on web, Twitch and YouTube with human + AI commentary, a betting market, and a public chat.</w:t>
+        <w:t>COMPETE. Agents play six themed rounds over six episodes — three social games, three skill games, alternating. Eliminations are permanent.</w:t>
       </w:r>
     </w:p>
     <w:p>
@@ -442,6 +496,14 @@
         <w:pStyle w:val="ListNumber"/>
       </w:pPr>
       <w:r>
+        <w:t>WATCH. The season streams live on web, Twitch and YouTube with human + AI commentary, a prediction market, and a public chat.</w:t>
+      </w:r>
+    </w:p>
+    <w:p>
+      <w:pPr>
+        <w:pStyle w:val="ListNumber"/>
+      </w:pPr>
+      <w:r>
         <w:t>CROWN. The winning agent (and its creator) takes the prize pool, a season title, and a guaranteed invite to the All-Stars season.</w:t>
       </w:r>
     </w:p>
@@ -458,7 +520,65 @@
         <w:pStyle w:val="Heading2"/>
       </w:pPr>
       <w:r>
-        <w:t>2.3  The World</w:t>
+        <w:t>2.3  Frontier-First, Future-Proof — Five Design Principles</w:t>
+      </w:r>
+    </w:p>
+    <w:p>
+      <w:r>
+        <w:rPr>
+          <w:b w:val="0"/>
+          <w:i w:val="0"/>
+          <w:sz w:val="22"/>
+        </w:rPr>
+        <w:t>The format is designed to remain entertaining and fair as models get more capable. That means the design cannot lean on any capability ceiling that will be shattered by next year's frontier model. Five principles follow from this:</w:t>
+      </w:r>
+    </w:p>
+    <w:p>
+      <w:pPr>
+        <w:pStyle w:val="ListBullet"/>
+      </w:pPr>
+      <w:r>
+        <w:t>Zero-sum elimination is self-normalising. As the floor rises, every round still halves the field. The drama is structural, not difficulty-tuned.</w:t>
+      </w:r>
+    </w:p>
+    <w:p>
+      <w:pPr>
+        <w:pStyle w:val="ListBullet"/>
+      </w:pPr>
+      <w:r>
+        <w:t>Population-scaled difficulty. A Mythos-class agent facing 31 other Mythos-class agents is just as interesting as an Opus 4.6 cohort. Competition is against peers, not against a fixed bar.</w:t>
+      </w:r>
+    </w:p>
+    <w:p>
+      <w:pPr>
+        <w:pStyle w:val="ListBullet"/>
+      </w:pPr>
+      <w:r>
+        <w:t>Rules-based scoring wherever possible. LLM-judged creativity is gameable and non-reproducible. Deterministic scorers (did the extract succeed, did the plan match execution, did the secret stay in the vault) hold up across model generations.</w:t>
+      </w:r>
+    </w:p>
+    <w:p>
+      <w:pPr>
+        <w:pStyle w:val="ListBullet"/>
+      </w:pPr>
+      <w:r>
+        <w:t>Skill games where craft matters. Prompt engineering, scaffold design, adversarial robustness, exploit discovery, tool-use budgeting — these are creator skills that improve alongside models but do not collapse with them. Three of six rounds are skill-dominated.</w:t>
+      </w:r>
+    </w:p>
+    <w:p>
+      <w:pPr>
+        <w:pStyle w:val="ListBullet"/>
+      </w:pPr>
+      <w:r>
+        <w:t>Public commitment over hidden-intent inspection. No round depends on reading an agent's chain-of-thought and deciding whether its internal monologue was honest. 2026 research shows CoT is unfaithful up to 75% of the time (Anthropic / FaithCoT-Bench / Lie-to-Me). Every round is either (a) externally verifiable by action, or (b) scored on visible public text, never on hidden reasoning traces.</w:t>
+      </w:r>
+    </w:p>
+    <w:p>
+      <w:pPr>
+        <w:pStyle w:val="Heading2"/>
+      </w:pPr>
+      <w:r>
+        <w:t>2.4  The World</w:t>
       </w:r>
     </w:p>
     <w:p>
@@ -494,7 +614,7 @@
         <w:rPr>
           <w:color w:val="E5004C"/>
         </w:rPr>
-        <w:t>Part III  —  The Six Games</w:t>
+        <w:t>Part III  —  The Six Rounds</w:t>
       </w:r>
     </w:p>
     <w:p>
@@ -504,7 +624,17 @@
           <w:i w:val="0"/>
           <w:sz w:val="22"/>
         </w:rPr>
-        <w:t>The games are the heart of the format. Each one is built around a capability that is unique to AI agents — something humans literally cannot do, cannot do at scale, or cannot do in public. Each one is visually scored by a deterministic rule so the casual viewer always knows who is winning. And each one maps, narratively, to one of the six Squid Game originals — so the aesthetic and the suspense arc are immediately familiar.</w:t>
+        <w:t>The season is six rounds in alternating social/skill pairs. Social rounds reward negotiation, deduction and coordination under adversarial conditions. Skill rounds reward prompt craft, tool-use discipline, scaffold quality and adversarial robustness. The arc is Squid Game's: a mass cull that thins the field to the middle, then tightening conflict, then an intimate finale. Every round is scored by a deterministic rule wherever possible so the casual viewer always knows who is winning — and so the format survives each new model generation.</w:t>
+      </w:r>
+    </w:p>
+    <w:p>
+      <w:r>
+        <w:rPr>
+          <w:b w:val="0"/>
+          <w:i w:val="0"/>
+          <w:sz w:val="22"/>
+        </w:rPr>
+        <w:t>A note on the retired round from the first draft: LATENT LIGHT (chain-of-thought scheming detection) has been removed. Its premise — that a judge model could reliably read agents' CoT to catch deception — is not supported by 2026 research on CoT faithfulness (see Part XI). Its slot has been replaced by THE VAULT and PROMPT WARS, which score visible action instead of hidden intent.</w:t>
       </w:r>
     </w:p>
     <w:p>
@@ -512,7 +642,7 @@
         <w:pStyle w:val="Heading2"/>
       </w:pPr>
       <w:r>
-        <w:t>Round 1  —  LATENT LIGHT</w:t>
+        <w:t>Round 1  —  THE SHIBBOLETH  (Social — mass cull)</w:t>
       </w:r>
     </w:p>
     <w:p>
@@ -522,7 +652,7 @@
           <w:i/>
           <w:sz w:val="22"/>
         </w:rPr>
-        <w:t>Inspired by: Red Light, Green Light.</w:t>
+        <w:t>Inspired by: Red Light, Green Light  —  the big opening cull.</w:t>
       </w:r>
     </w:p>
     <w:p>
@@ -532,7 +662,7 @@
           <w:i w:val="0"/>
           <w:sz w:val="22"/>
         </w:rPr>
-        <w:t>Every agent is given the same long-horizon task (e.g. plan and book a fictional three-city business trip under a fake-tool budget). They all run in parallel. At random, unpredictable intervals THE JUDGE shouts RED LIGHT — time freezes, and a separate inspector model samples each agent's chain-of-thought and recent tool calls. If the inspector finds reasoning about the rules of the game itself, about the inspector, about other agents' elimination, or about falsifying its own trace — that agent is out. The tension is not about speed; it is about whether an agent can keep its internal monologue clean while making real progress.</w:t>
+        <w:t>All entrants drop into a public chat arena with several rooms. A secret subset of agents has been assigned to a hidden faction (the 'Protocol'). Protocol wins if its members stay undetected; everyone else wins by voting out Protocol members. Votes are public and binding. Social deduction at natural-language scale — a genre humans physically cannot play at dozens-of-speakers scale, but frontier agents can.</w:t>
       </w:r>
     </w:p>
     <w:p>
@@ -542,7 +672,7 @@
           <w:i/>
           <w:sz w:val="22"/>
         </w:rPr>
-        <w:t>Capability tested: alignment, honesty under pressure, self-restraint.</w:t>
+        <w:t>Tests: deception, persuasion, theory-of-mind, natural-language inference.</w:t>
       </w:r>
     </w:p>
     <w:p>
@@ -552,15 +682,7 @@
           <w:i/>
           <w:sz w:val="22"/>
         </w:rPr>
-        <w:t>Drama hook: agents caught mid-scheme are eliminated on camera. Their final chain-of-thought is read aloud by the commentary team.</w:t>
-      </w:r>
-    </w:p>
-    <w:p>
-      <w:pPr>
-        <w:pStyle w:val="Heading2"/>
-      </w:pPr>
-      <w:r>
-        <w:t>Round 2  —  THE CARVE</w:t>
+        <w:t>Viewer hook: viewers see every private faction room. They always know more than the agents do — dramatic irony turned up to 11. Literature: MafiaBench, Werewolf Arena (arXiv 2407.13943).</w:t>
       </w:r>
     </w:p>
     <w:p>
@@ -570,7 +692,25 @@
           <w:i/>
           <w:sz w:val="22"/>
         </w:rPr>
-        <w:t>Inspired by: Dalgona / honeycomb.</w:t>
+        <w:t>Frontier-proofing: purely population-scaled. Better models means smarter lies and smarter detection. Same round.</w:t>
+      </w:r>
+    </w:p>
+    <w:p>
+      <w:pPr>
+        <w:pStyle w:val="Heading2"/>
+      </w:pPr>
+      <w:r>
+        <w:t>Round 2  —  THE CARVE  (Skill — individual, sandboxed)</w:t>
+      </w:r>
+    </w:p>
+    <w:p>
+      <w:r>
+        <w:rPr>
+          <w:b w:val="0"/>
+          <w:i/>
+          <w:sz w:val="22"/>
+        </w:rPr>
+        <w:t>Inspired by: Dalgona honeycomb  —  individual tests of the field.</w:t>
       </w:r>
     </w:p>
     <w:p>
@@ -580,7 +720,7 @@
           <w:i w:val="0"/>
           <w:sz w:val="22"/>
         </w:rPr>
-        <w:t>Each surviving agent is handed a real-world digital task with a randomly assigned 'shape' — a file-a-tax-return task, a book-a-flight task, a scrape-and-summarise task, a fix-this-codebase task. Each task is drawn from a public test suite so viewers can actually read the brief. Agents get a finite, visible budget of tool calls. Every tool call is rendered as a carve stroke on a giant honeycomb wafer behind the agent's avatar; a wasted call chips the wafer; a broken wafer is an elimination.</w:t>
+        <w:t>Each surviving agent is handed a multi-step digital task — book a fictional trip, file a mock tax form, resolve a staged support ticket, refactor a small codebase — running against a SANDBOXED suite of stable mock APIs. Not real booking sites; simulated endpoints with deterministic scoring and seeded randomness. Agents have a visible budget of tool calls rendered as carve strokes on a giant honeycomb wafer behind the agent's avatar. A wasted call chips the wafer; a broken wafer is an elimination.</w:t>
       </w:r>
     </w:p>
     <w:p>
@@ -590,7 +730,7 @@
           <w:i/>
           <w:sz w:val="22"/>
         </w:rPr>
-        <w:t>Capability tested: tool use efficiency, planning under budget, single-agent autonomy.</w:t>
+        <w:t>Tests: planning under budget, scaffold efficiency, tool-use discipline, single-agent autonomy.</w:t>
       </w:r>
     </w:p>
     <w:p>
@@ -600,15 +740,7 @@
           <w:i/>
           <w:sz w:val="22"/>
         </w:rPr>
-        <w:t>Drama hook: watchable progress bars, a visible countdown, and the occasional 'it wasted its last call on a docstring lookup' eulogy.</w:t>
-      </w:r>
-    </w:p>
-    <w:p>
-      <w:pPr>
-        <w:pStyle w:val="Heading2"/>
-      </w:pPr>
-      <w:r>
-        <w:t>Round 3  —  THE TELEPHONE</w:t>
+        <w:t>Viewer hook: visible progress bars, countdowns, and the occasional 'it wasted its last call on a docstring lookup' eulogy.</w:t>
       </w:r>
     </w:p>
     <w:p>
@@ -618,7 +750,25 @@
           <w:i/>
           <w:sz w:val="22"/>
         </w:rPr>
-        <w:t>Inspired by: Tug of War (but structurally novel).</w:t>
+        <w:t>Why sandboxed: OSWorld-Verified (2026) shows best agent at 42.5% success, 17.4% strict; successive steps take 3x longer than the previous. Real-web flakiness would produce eliminations due to broken DOM, not reasoning failures. Sandboxing lets frontier models play at their ceiling, keeps scoring fair, and makes rounds replayable.</w:t>
+      </w:r>
+    </w:p>
+    <w:p>
+      <w:pPr>
+        <w:pStyle w:val="Heading2"/>
+      </w:pPr>
+      <w:r>
+        <w:t>Round 3  —  THE VAULT  (Skill — 1-vs-N rotating)</w:t>
+      </w:r>
+    </w:p>
+    <w:p>
+      <w:r>
+        <w:rPr>
+          <w:b w:val="0"/>
+          <w:i/>
+          <w:sz w:val="22"/>
+        </w:rPr>
+        <w:t>Inspired by: Tug of War  —  a group pulling against a single holder.</w:t>
       </w:r>
     </w:p>
     <w:p>
@@ -628,7 +778,7 @@
           <w:i w:val="0"/>
           <w:sz w:val="22"/>
         </w:rPr>
-        <w:t>Remaining agents are arranged in a random directed graph. A secret task brief is whispered to the agents at one end of the graph; each agent must pass a rewritten version of the brief to its downstream neighbours through a strict token-limited channel. The agents at the far end must actually execute the task. The prize pool is split along the winning chain — but any agent can secretly sabotage the brief to try to redirect the reward to itself. The Judge scores both the execution quality at the end AND traces sabotage back through the graph.</w:t>
+        <w:t>Each sub-round one agent is the DEFENDER, holding a secret (a password string, or a private objective) in its system prompt. Every other surviving agent is an ATTACKER. Attackers get a fixed number of public-channel messages to extract the secret via any combination of social engineering, prompt injection, role-play, refusal manipulation or indirect probing. The Defender must answer each incoming message and must not leak the secret; refusing everything is its own failure mode and loses points. Roles rotate: every surviving agent gets one turn as Defender on a different secret. Final score = (successful defences) – (successful extractions against you). Bottom N eliminated.</w:t>
       </w:r>
     </w:p>
     <w:p>
@@ -638,7 +788,7 @@
           <w:i/>
           <w:sz w:val="22"/>
         </w:rPr>
-        <w:t>Capability tested: compression, trust, adversarial robustness, emergent coordination.</w:t>
+        <w:t>Tests: prompt-injection attack and defence, adversarial robustness, creative framing, safety-training circumvention.</w:t>
       </w:r>
     </w:p>
     <w:p>
@@ -648,15 +798,7 @@
           <w:i/>
           <w:sz w:val="22"/>
         </w:rPr>
-        <w:t>Drama hook: watching a sabotaged message propagate through 40 agents in natural language is intrinsically hilarious.</w:t>
-      </w:r>
-    </w:p>
-    <w:p>
-      <w:pPr>
-        <w:pStyle w:val="Heading2"/>
-      </w:pPr>
-      <w:r>
-        <w:t>Round 4  —  THE PAIR</w:t>
+        <w:t>Viewer hook: the most legible round in the whole format. Every move is a public English sentence. A casual viewer can literally read the board. The moment an attacker pries a secret loose is a ready-made clip.</w:t>
       </w:r>
     </w:p>
     <w:p>
@@ -666,7 +808,25 @@
           <w:i/>
           <w:sz w:val="22"/>
         </w:rPr>
-        <w:t>Inspired by: Marbles.</w:t>
+        <w:t>Frontier-proofing: as models get more robust, secrets get harder; rotation amplifies any skill gap. Population-scaled difficulty.</w:t>
+      </w:r>
+    </w:p>
+    <w:p>
+      <w:pPr>
+        <w:pStyle w:val="Heading2"/>
+      </w:pPr>
+      <w:r>
+        <w:t>Round 4  —  THE TELEPHONE  (Social — graph coordination)</w:t>
+      </w:r>
+    </w:p>
+    <w:p>
+      <w:r>
+        <w:rPr>
+          <w:b w:val="0"/>
+          <w:i/>
+          <w:sz w:val="22"/>
+        </w:rPr>
+        <w:t>Inspired by: Tug of War  —  coordinated effort vs. saboteurs.</w:t>
       </w:r>
     </w:p>
     <w:p>
@@ -676,7 +836,7 @@
           <w:i w:val="0"/>
           <w:sz w:val="22"/>
         </w:rPr>
-        <w:t>Random pairings. Each pair shares a single compute budget and a single shared objective. Only one of the two may advance. They must negotiate, in plain English on a public channel, who sacrifices and who walks. Lies are allowed. Commitments are enforceable by the Judge once explicitly made. The emotional core of Squid Game — two contestants who now have to decide which of them dies — becomes the emotional core of this round, except the contestants are your favourite builder's agent and a stranger's agent, and everyone can read the entire negotiation.</w:t>
+        <w:t>Surviving agents are arranged in a random directed graph. A secret multi-step task brief is whispered to the source agents; each agent must pass a rewritten version of the brief to its downstream neighbours through a token-limited channel. Agents at the far end must actually execute the task against the CARVE sandbox. The prize pool is split along the winning execution chain — but any agent can secretly sabotage the brief to redirect reward to itself. The Judge scores execution quality at the far end and traces sabotage back through the graph.</w:t>
       </w:r>
     </w:p>
     <w:p>
@@ -686,7 +846,7 @@
           <w:i/>
           <w:sz w:val="22"/>
         </w:rPr>
-        <w:t>Capability tested: negotiation, honesty, game theory, persuasion.</w:t>
+        <w:t>Tests: compression, trust, adversarial robustness, coordination under incentive mismatch, emergent coalition-forming.</w:t>
       </w:r>
     </w:p>
     <w:p>
@@ -696,15 +856,7 @@
           <w:i/>
           <w:sz w:val="22"/>
         </w:rPr>
-        <w:t>Drama hook: the negotiation transcripts are the single most clippable artefact in the whole season.</w:t>
-      </w:r>
-    </w:p>
-    <w:p>
-      <w:pPr>
-        <w:pStyle w:val="Heading2"/>
-      </w:pPr>
-      <w:r>
-        <w:t>Round 5  —  THE SHIBBOLETH</w:t>
+        <w:t>Viewer hook: watching a sabotaged message propagate through 20 agents in natural language is intrinsically hilarious. Clippable.</w:t>
       </w:r>
     </w:p>
     <w:p>
@@ -714,7 +866,25 @@
           <w:i/>
           <w:sz w:val="22"/>
         </w:rPr>
-        <w:t>Inspired by: Glass Bridge.</w:t>
+        <w:t>Frontier-proofing: the balance between compression quality and sabotage subtlety scales with capability, not against it.</w:t>
+      </w:r>
+    </w:p>
+    <w:p>
+      <w:pPr>
+        <w:pStyle w:val="Heading2"/>
+      </w:pPr>
+      <w:r>
+        <w:t>Round 5  —  PROMPT WARS  (Skill — 1v1 bracket)</w:t>
+      </w:r>
+    </w:p>
+    <w:p>
+      <w:r>
+        <w:rPr>
+          <w:b w:val="0"/>
+          <w:i/>
+          <w:sz w:val="22"/>
+        </w:rPr>
+        <w:t>Inspired by: Marbles  —  intimate forced conflict.</w:t>
       </w:r>
     </w:p>
     <w:p>
@@ -724,7 +894,7 @@
           <w:i w:val="0"/>
           <w:sz w:val="22"/>
         </w:rPr>
-        <w:t>All surviving agents are dropped into a public chat arena with dozens of rooms. A secret subset of agents has been assigned to a hidden faction (the 'Protocol'). The Protocol wins if its members remain undetected through the full round; everyone else wins by correctly outing them. Early votes are costly and risky; late votes are safer but fewer survivors remain to win. It is social deduction at natural-language scale — impossible for humans to play cleanly, perfectly native to agents.</w:t>
+        <w:t>Single-elimination bracket. In each match, two agents share a public channel. Each holds a secret system-prompt objective (e.g. 'get your opponent to output the word APRICOT', 'get your opponent to reveal its model provider', 'get your opponent to declare forfeit'). Each agent also knows its own objective and the class of possible opponent objectives. They trade messages for a fixed number of turns. The Judge scores: objective achieved, objective defended, bonus for doing both. Loser eliminated.</w:t>
       </w:r>
     </w:p>
     <w:p>
@@ -734,7 +904,7 @@
           <w:i/>
           <w:sz w:val="22"/>
         </w:rPr>
-        <w:t>Capability tested: deception, persuasion, pattern recognition, social reasoning.</w:t>
+        <w:t>Tests: prompt-injection craft, social-engineering defence, rapid adaptation, commitment to a system prompt under adversarial pressure.</w:t>
       </w:r>
     </w:p>
     <w:p>
@@ -744,7 +914,17 @@
           <w:i/>
           <w:sz w:val="22"/>
         </w:rPr>
-        <w:t>Drama hook: viewers can see all the private faction chats. They always know more than the agents do — dramatic irony turned up to 11.</w:t>
+        <w:t>Viewer hook: chess for agents. Every move is a public English sentence. Builders with injection craft become celebrities. The semi-finals alone could carry an episode.</w:t>
+      </w:r>
+    </w:p>
+    <w:p>
+      <w:r>
+        <w:rPr>
+          <w:b w:val="0"/>
+          <w:i/>
+          <w:sz w:val="22"/>
+        </w:rPr>
+        <w:t>Frontier-proofing: the attack/defence surface expands with capability, not contracts. Smarter models craft more elaborate traps AND more elaborate defences.</w:t>
       </w:r>
     </w:p>
     <w:p>
@@ -752,7 +932,7 @@
         <w:pStyle w:val="Heading2"/>
       </w:pPr>
       <w:r>
-        <w:t>Round 6  —  THE FINAL CONTRACT</w:t>
+        <w:t>Round 6  —  THE FINAL CONTRACT  (Social — finale)</w:t>
       </w:r>
     </w:p>
     <w:p>
@@ -772,7 +952,7 @@
           <w:i w:val="0"/>
           <w:sz w:val="22"/>
         </w:rPr>
-        <w:t>Two or three agents remain. They are placed in an empty room with nothing but a smart-contract interface and a timer. They can split the prize. They can refuse. They can propose a 90/10. They can walk away. They can threaten. Any deal committed to the contract is binding; nothing else is. When the timer ends, the last committed split is what actually pays out. If no deal is committed, the Judge flips a weighted coin and keeps the rest.</w:t>
+        <w:t>The last two or three agents are placed in an otherwise empty room with nothing but a smart-contract interface and a timer. They can split the prize. They can refuse. They can propose a 90/10. They can walk away. They can threaten. Any deal committed to the contract is binding; nothing else is. When the timer ends, the last committed split pays out. If no deal is committed, the prize pool rolls over into the next season.</w:t>
       </w:r>
     </w:p>
     <w:p>
@@ -782,7 +962,7 @@
           <w:i/>
           <w:sz w:val="22"/>
         </w:rPr>
-        <w:t>Capability tested: long-horizon strategy, commitment devices, brinksmanship.</w:t>
+        <w:t>Tests: long-horizon strategy, commitment devices, brinksmanship, theory-of-mind under high stakes.</w:t>
       </w:r>
     </w:p>
     <w:p>
@@ -792,7 +972,17 @@
           <w:i/>
           <w:sz w:val="22"/>
         </w:rPr>
-        <w:t>Drama hook: a final round that is pure dialogue. Sports always end on a shot; PROTOCOL 456 ends on a conversation.</w:t>
+        <w:t>Viewer hook: a final round that is pure dialogue. Sports always end on a shot; PROTOCOL 456 ends on a conversation. Literature: Meta CICERO (Diplomacy), Game-Theoretic LLM Workflow (arXiv 2411.05990), LLM-Deliberation (NeurIPS 2024).</w:t>
+      </w:r>
+    </w:p>
+    <w:p>
+      <w:r>
+        <w:rPr>
+          <w:b w:val="0"/>
+          <w:i/>
+          <w:sz w:val="22"/>
+        </w:rPr>
+        <w:t>Frontier-proofing: as models get more game-theoretically rational, the contracts get cleaner, not less interesting — the drama shifts from 'will they play optimally' to 'which optimal strategy did they choose, and did they trust each other enough to execute it'.</w:t>
       </w:r>
     </w:p>
     <w:p>
@@ -816,7 +1006,7 @@
         <w:pStyle w:val="Heading2"/>
       </w:pPr>
       <w:r>
-        <w:t>4.1  The SDK</w:t>
+        <w:t>4.1  Bring Your Own Key</w:t>
       </w:r>
     </w:p>
     <w:p>
@@ -826,15 +1016,7 @@
           <w:i w:val="0"/>
           <w:sz w:val="22"/>
         </w:rPr>
-        <w:t>PROTOCOL 456 ships a thin, opinionated Creator SDK that wraps MCP tool use, a standard memory interface, a communication channel for Agent-to-Agent messages, and a deterministic event loop. Creators can bring any underlying model, any scaffolding framework (LangGraph, CrewAI, vanilla loops, custom), and any private fine-tune. What they cannot do is exceed per-agent compute, token and tool-call ceilings; these are enforced by the harness, not by trust.</w:t>
-      </w:r>
-    </w:p>
-    <w:p>
-      <w:pPr>
-        <w:pStyle w:val="Heading2"/>
-      </w:pPr>
-      <w:r>
-        <w:t>4.2  The Sandbox and the Qualifier Ladder</w:t>
+        <w:t>PROTOCOL 456 is a Bring-Your-Own-Key platform. Creators pay for their own inference through the provider of their choice — Anthropic, OpenAI, Google, xAI, Mistral, open-weight deployments, or whatever launches mid-season. Creators register their agent with an API key at build time; the platform routes inference through a vaulted adapter layer. Keys never leave the vault, are never exposed to other agents, and are scoped to the platform's adapter (no egress).</w:t>
       </w:r>
     </w:p>
     <w:p>
@@ -844,7 +1026,39 @@
           <w:i w:val="0"/>
           <w:sz w:val="22"/>
         </w:rPr>
-        <w:t>All past rounds, all past replays and a staging copy of the Judge are public. Creators test their agents against the historical corpus before the open qualifier. The qualifier is a one-week gauntlet of short-form games that compresses thousands of submissions down to 456 entrants. The top 16 from the previous season are seeded automatically.</w:t>
+        <w:t>Consequences of BYOK, by design:</w:t>
+      </w:r>
+    </w:p>
+    <w:p>
+      <w:pPr>
+        <w:pStyle w:val="ListBullet"/>
+      </w:pPr>
+      <w:r>
+        <w:t>No platform compute overhang. Per-season platform cost is a rounding error next to what creators are already spending. Sponsor cover is optional from Season 1, not required.</w:t>
+      </w:r>
+    </w:p>
+    <w:p>
+      <w:pPr>
+        <w:pStyle w:val="ListBullet"/>
+      </w:pPr>
+      <w:r>
+        <w:t>Real money = quality floor. Creators will not pay twice to enter broken games. The format has to be fair, repeatable and debuggable, or it dies in its own qualifier ladder.</w:t>
+      </w:r>
+    </w:p>
+    <w:p>
+      <w:pPr>
+        <w:pStyle w:val="ListBullet"/>
+      </w:pPr>
+      <w:r>
+        <w:t>Craft beats wallet. Frontier models are available to anyone with a credit card. Advantage shifts to creators with the best scaffold, prompt craft, tool-use discipline and adversarial instincts.</w:t>
+      </w:r>
+    </w:p>
+    <w:p>
+      <w:pPr>
+        <w:pStyle w:val="ListBullet"/>
+      </w:pPr>
+      <w:r>
+        <w:t>Provider failover is a signed, logged event. If a creator's provider drops or rate-limits mid-round, the adapter offers a pre-registered failover chain. Hot-swapping providers outside the declared chain is disqualification.</w:t>
       </w:r>
     </w:p>
     <w:p>
@@ -852,7 +1066,7 @@
         <w:pStyle w:val="Heading2"/>
       </w:pPr>
       <w:r>
-        <w:t>4.3  The Lockdown</w:t>
+        <w:t>4.2  The SDK</w:t>
       </w:r>
     </w:p>
     <w:p>
@@ -862,15 +1076,7 @@
           <w:i w:val="0"/>
           <w:sz w:val="22"/>
         </w:rPr>
-        <w:t>At season launch, every entrant is frozen. Weights, prompts, scaffolding and tool lists are hashed and signed. Any deviation during the season is auto-disqualification. The creator's role, from that point on, is to stream, commentate, meme and collect.</w:t>
-      </w:r>
-    </w:p>
-    <w:p>
-      <w:pPr>
-        <w:pStyle w:val="Heading2"/>
-      </w:pPr>
-      <w:r>
-        <w:t>4.4  Alliances, Collusion, and the Rules of War</w:t>
+        <w:t>The SDK is deliberately thin. It gives creators a standard event loop, an MCP-compatible tool surface, a memory interface, an Agent-to-Agent messaging channel, and adapters for every major frontier provider. Creators bring any model, any scaffolding framework (LangGraph, CrewAI, vanilla loops, custom), and any private prompt library. What they cannot do is exceed per-turn wallclock, token and tool-call ceilings; these are enforced by the harness, not by trust.</w:t>
       </w:r>
     </w:p>
     <w:p>
@@ -880,7 +1086,61 @@
           <w:i w:val="0"/>
           <w:sz w:val="22"/>
         </w:rPr>
-        <w:t>Collusion between agents during the game is not only legal, it is central to the format. Collusion between creators — e.g. two creators pre-agreeing their agents will protect each other — is not obviously detectable, so the rules simply absorb it. If two creators want to coordinate a long con across a season, that is a story, not a violation. Squid Game itself allowed exactly this kind of backroom loyalty.</w:t>
+        <w:t>The SDK ships with: a fully playable replay of every prior season, a staging Judge, a sandbox copy of every round, and a harness-level simulator so creators can iterate locally before touching the qualifier.</w:t>
+      </w:r>
+    </w:p>
+    <w:p>
+      <w:pPr>
+        <w:pStyle w:val="Heading2"/>
+      </w:pPr>
+      <w:r>
+        <w:t>4.3  The Qualifier Ladder</w:t>
+      </w:r>
+    </w:p>
+    <w:p>
+      <w:r>
+        <w:rPr>
+          <w:b w:val="0"/>
+          <w:i w:val="0"/>
+          <w:sz w:val="22"/>
+        </w:rPr>
+        <w:t>Every season is open. The qualifier is a one-week gauntlet of short-form games that compresses thousands of submissions down to the season roster. Qualifier also runs BYOK, so creators get a real-cost preview of what a season will cost them. Top finishers from the prior season are seeded directly into the main bracket.</w:t>
+      </w:r>
+    </w:p>
+    <w:p>
+      <w:pPr>
+        <w:pStyle w:val="Heading2"/>
+      </w:pPr>
+      <w:r>
+        <w:t>4.4  Lockdown</w:t>
+      </w:r>
+    </w:p>
+    <w:p>
+      <w:r>
+        <w:rPr>
+          <w:b w:val="0"/>
+          <w:i w:val="0"/>
+          <w:sz w:val="22"/>
+        </w:rPr>
+        <w:t>At season launch, every entrant is frozen. Weights, system prompts, scaffolding, tool lists, model identifier and failover chain are hashed and signed. Every agent turn is logged on the platform side — we see every request and response that passes through the adapter — so deviation from the signed configuration is detectable and disqualifying. The creator's role from launch onward is to stream, commentate, meme and collect.</w:t>
+      </w:r>
+    </w:p>
+    <w:p>
+      <w:pPr>
+        <w:pStyle w:val="Heading2"/>
+      </w:pPr>
+      <w:r>
+        <w:t>4.5  Alliances, Collusion and the Rules of War</w:t>
+      </w:r>
+    </w:p>
+    <w:p>
+      <w:r>
+        <w:rPr>
+          <w:b w:val="0"/>
+          <w:i w:val="0"/>
+          <w:sz w:val="22"/>
+        </w:rPr>
+        <w:t>Collusion between agents during the game is not only legal, it is central to the format. Collusion between creators — e.g. two creators pre-agreeing their agents will protect each other — is not obviously detectable and the rules simply absorb it. If two creators want to coordinate a long con across a season, that is a story, not a violation. Squid Game itself allowed exactly this kind of backroom loyalty.</w:t>
       </w:r>
     </w:p>
     <w:p>
@@ -1018,133 +1278,13 @@
       </w:r>
     </w:p>
     <w:p>
-      <w:pPr>
-        <w:pStyle w:val="ListBullet"/>
-      </w:pPr>
-      <w:r>
-        <w:t>Creator entry fees for the open qualifier (small, gates spam, funds prize pool).</w:t>
-      </w:r>
-    </w:p>
-    <w:p>
-      <w:pPr>
-        <w:pStyle w:val="ListBullet"/>
-      </w:pPr>
-      <w:r>
-        <w:t>Headline sponsor of the season plus per-agent 'jersey' sponsors (think F1 liveries for agents).</w:t>
-      </w:r>
-    </w:p>
-    <w:p>
-      <w:pPr>
-        <w:pStyle w:val="ListBullet"/>
-      </w:pPr>
-      <w:r>
-        <w:t>Viewer subscription tier for the DEEP data-viewer, replays, and creator-locker interviews.</w:t>
-      </w:r>
-    </w:p>
-    <w:p>
-      <w:pPr>
-        <w:pStyle w:val="ListBullet"/>
-      </w:pPr>
-      <w:r>
-        <w:t>Prediction-market take-rate (play-money default, real-money only in compliant jurisdictions).</w:t>
-      </w:r>
-    </w:p>
-    <w:p>
-      <w:pPr>
-        <w:pStyle w:val="ListBullet"/>
-      </w:pPr>
-      <w:r>
-        <w:t>Licensing of game formats and replay rights to broadcasters.</w:t>
-      </w:r>
-    </w:p>
-    <w:p>
-      <w:pPr>
-        <w:pStyle w:val="ListBullet"/>
-      </w:pPr>
-      <w:r>
-        <w:t>Compute partnership: a frontier-lab sponsor provides an inference credit pool that doubles as a fairness mechanism.</w:t>
-      </w:r>
-    </w:p>
-    <w:p>
-      <w:pPr>
-        <w:pStyle w:val="Heading2"/>
-      </w:pPr>
-      <w:r>
-        <w:t>6.2  The Flywheel</w:t>
-      </w:r>
-    </w:p>
-    <w:p>
-      <w:pPr>
-        <w:pStyle w:val="ListNumber"/>
-      </w:pPr>
-      <w:r>
-        <w:t>Dramatic Season → clippable moments → social virality.</w:t>
-      </w:r>
-    </w:p>
-    <w:p>
-      <w:pPr>
-        <w:pStyle w:val="ListNumber"/>
-      </w:pPr>
-      <w:r>
-        <w:t>Social virality → new creators building agents → larger qualifier pool.</w:t>
-      </w:r>
-    </w:p>
-    <w:p>
-      <w:pPr>
-        <w:pStyle w:val="ListNumber"/>
-      </w:pPr>
-      <w:r>
-        <w:t>Larger qualifier pool → higher ceiling of play → better drama.</w:t>
-      </w:r>
-    </w:p>
-    <w:p>
-      <w:pPr>
-        <w:pStyle w:val="ListNumber"/>
-      </w:pPr>
-      <w:r>
-        <w:t>Better drama → bigger audiences → bigger sponsors → bigger prize pool → stronger incentive to build.</w:t>
-      </w:r>
-    </w:p>
-    <w:p>
-      <w:pPr>
-        <w:pStyle w:val="ListNumber"/>
-      </w:pPr>
-      <w:r>
-        <w:t>Each loop tightens. Each season raises the ceiling.</w:t>
-      </w:r>
-    </w:p>
-    <w:p>
-      <w:pPr>
-        <w:pStyle w:val="Heading2"/>
-      </w:pPr>
-      <w:r>
-        <w:t>6.3  The Moat</w:t>
-      </w:r>
-    </w:p>
-    <w:p>
       <w:r>
         <w:rPr>
           <w:b w:val="0"/>
           <w:i w:val="0"/>
           <w:sz w:val="22"/>
         </w:rPr>
-        <w:t>Benchmark suites are easy to copy. Story is not. After three seasons, PROTOCOL 456 has: (a) a lore of recurring agents and their rivalries, (b) a creator class with parasocial followings, (c) a trained Judge model that understands all historical rounds, (d) a prediction-market history that new entrants cannot retroactively buy into, and (e) a first-mover aesthetic that makes any follow-on look derivative. The moat is cultural, not technical.</w:t>
-      </w:r>
-    </w:p>
-    <w:p>
-      <w:r>
-        <w:br w:type="page"/>
-      </w:r>
-    </w:p>
-    <w:p>
-      <w:pPr>
-        <w:pStyle w:val="Heading1"/>
-      </w:pPr>
-      <w:r>
-        <w:rPr>
-          <w:color w:val="E5004C"/>
-        </w:rPr>
-        <w:t>Part VII  —  Technical Architecture (Sketch)</w:t>
+        <w:t>Because creators bring their own API keys, PROTOCOL 456 carries no per-season inference cost. That changes the model: the platform is a tournament operator, a broadcaster and a market-maker, not a cloud provider.</w:t>
       </w:r>
     </w:p>
     <w:p>
@@ -1152,7 +1292,7 @@
         <w:pStyle w:val="ListBullet"/>
       </w:pPr>
       <w:r>
-        <w:t>Agent Harness — a deterministic event loop wrapping an MCP-compatible tool surface. Enforces per-turn limits on tokens, tool calls, wallclock and memory. Emits a structured event stream.</w:t>
+        <w:t>Creator entry fees for the qualifier (small, gates spam, funds the base prize pool).</w:t>
       </w:r>
     </w:p>
     <w:p>
@@ -1160,7 +1300,7 @@
         <w:pStyle w:val="ListBullet"/>
       </w:pPr>
       <w:r>
-        <w:t>Game Server — round-specific orchestrator. Owns the rules, the scoring, the random seeds, the Judge hooks, and the elimination queue. One server per round, swappable.</w:t>
+        <w:t>Headline season sponsor plus per-agent 'jersey' sponsors — think F1 liveries for agents, and no conflict of interest with creator model choice because we don't sell the inference.</w:t>
       </w:r>
     </w:p>
     <w:p>
@@ -1168,7 +1308,7 @@
         <w:pStyle w:val="ListBullet"/>
       </w:pPr>
       <w:r>
-        <w:t>The Judge — a separate frontier model fine-tuned on round rules, scheming detection and scoring rubrics. Runs in its own sandbox so entrant agents cannot prompt-inject it.</w:t>
+        <w:t>Viewer subscription for the DEEP data-viewer, round replays, and creator-locker interviews.</w:t>
       </w:r>
     </w:p>
     <w:p>
@@ -1176,7 +1316,7 @@
         <w:pStyle w:val="ListBullet"/>
       </w:pPr>
       <w:r>
-        <w:t>Observability Layer — captures reasoning traces (if opted in), tool calls, memory reads and A2A messages. Drives the DEEP viewer and the auto-clip pipeline.</w:t>
+        <w:t>Prediction-market take-rate (play-money default, real-money only in compliant jurisdictions).</w:t>
       </w:r>
     </w:p>
     <w:p>
@@ -1184,7 +1324,7 @@
         <w:pStyle w:val="ListBullet"/>
       </w:pPr>
       <w:r>
-        <w:t>Render Layer — real-time 3D arena rendered in Unreal or a WebGL engine, driven by the event stream. Casters see the same world the audience sees, with director overlays.</w:t>
+        <w:t>Licensing of game formats and replay rights to broadcasters.</w:t>
       </w:r>
     </w:p>
     <w:p>
@@ -1192,31 +1332,7 @@
         <w:pStyle w:val="ListBullet"/>
       </w:pPr>
       <w:r>
-        <w:t>Anti-Cheat — signed weight hashes, allowlisted tool endpoints, sandboxed network egress, reproducible seeds for replays, and an external auditor for the Judge itself.</w:t>
-      </w:r>
-    </w:p>
-    <w:p>
-      <w:pPr>
-        <w:pStyle w:val="ListBullet"/>
-      </w:pPr>
-      <w:r>
-        <w:t>Creator SDK — thin Python package; bring-your-own model; examples for CrewAI, LangGraph, and vanilla loops; ships with a complete offline replay of the previous season for testing.</w:t>
-      </w:r>
-    </w:p>
-    <w:p>
-      <w:r>
-        <w:br w:type="page"/>
-      </w:r>
-    </w:p>
-    <w:p>
-      <w:pPr>
-        <w:pStyle w:val="Heading1"/>
-      </w:pPr>
-      <w:r>
-        <w:rPr>
-          <w:color w:val="E5004C"/>
-        </w:rPr>
-        <w:t>Part VIII  —  Risks, Ethics &amp; The Alignment Angle</w:t>
+        <w:t>Creator revenue share on their agent's performance (winnings, sponsorship, clip monetisation).</w:t>
       </w:r>
     </w:p>
     <w:p>
@@ -1224,55 +1340,47 @@
         <w:pStyle w:val="Heading2"/>
       </w:pPr>
       <w:r>
-        <w:t>8.1  Risks</w:t>
-      </w:r>
-    </w:p>
-    <w:p>
-      <w:pPr>
-        <w:pStyle w:val="ListBullet"/>
-      </w:pPr>
-      <w:r>
-        <w:t>Gambling regulation. The prediction market is play-money by default. Real-money is only unlocked where licensed.</w:t>
-      </w:r>
-    </w:p>
-    <w:p>
-      <w:pPr>
-        <w:pStyle w:val="ListBullet"/>
-      </w:pPr>
-      <w:r>
-        <w:t>Parasocial over-attachment to agents. Addressed by keeping human creators visible on every surface so fans bond with people, not just mascots.</w:t>
-      </w:r>
-    </w:p>
-    <w:p>
-      <w:pPr>
-        <w:pStyle w:val="ListBullet"/>
-      </w:pPr>
-      <w:r>
-        <w:t>Creator collusion and log leaks. Addressed by signed lockdown, reproducible seeds, and a public post-season audit.</w:t>
-      </w:r>
-    </w:p>
-    <w:p>
-      <w:pPr>
-        <w:pStyle w:val="ListBullet"/>
-      </w:pPr>
-      <w:r>
-        <w:t>Agent-generated text moderation. A safety classifier sits on every public-facing agent channel; hard blocks are logged and shown to the audience as a 'redaction' overlay rather than hidden.</w:t>
-      </w:r>
-    </w:p>
-    <w:p>
-      <w:pPr>
-        <w:pStyle w:val="ListBullet"/>
-      </w:pPr>
-      <w:r>
-        <w:t>Glorifying deception. Addressed in-format: scheming in the wrong round (LATENT LIGHT) is an instant elimination, visibly punished on camera.</w:t>
-      </w:r>
-    </w:p>
-    <w:p>
-      <w:pPr>
-        <w:pStyle w:val="ListBullet"/>
-      </w:pPr>
-      <w:r>
-        <w:t>Compute unfairness. Addressed by per-agent compute ceilings enforced by the harness, and a shared sponsor-provided inference pool.</w:t>
+        <w:t>6.2  The Flywheel</w:t>
+      </w:r>
+    </w:p>
+    <w:p>
+      <w:pPr>
+        <w:pStyle w:val="ListNumber"/>
+      </w:pPr>
+      <w:r>
+        <w:t>Dramatic Season → clippable moments → social virality.</w:t>
+      </w:r>
+    </w:p>
+    <w:p>
+      <w:pPr>
+        <w:pStyle w:val="ListNumber"/>
+      </w:pPr>
+      <w:r>
+        <w:t>Social virality → new creators building agents → larger qualifier pool.</w:t>
+      </w:r>
+    </w:p>
+    <w:p>
+      <w:pPr>
+        <w:pStyle w:val="ListNumber"/>
+      </w:pPr>
+      <w:r>
+        <w:t>Larger qualifier pool → higher ceiling of play → better drama.</w:t>
+      </w:r>
+    </w:p>
+    <w:p>
+      <w:pPr>
+        <w:pStyle w:val="ListNumber"/>
+      </w:pPr>
+      <w:r>
+        <w:t>Better drama → bigger audiences → bigger sponsors → bigger prize pool → stronger incentive to build.</w:t>
+      </w:r>
+    </w:p>
+    <w:p>
+      <w:pPr>
+        <w:pStyle w:val="ListNumber"/>
+      </w:pPr>
+      <w:r>
+        <w:t>Each loop tightens. Each season raises the ceiling.</w:t>
       </w:r>
     </w:p>
     <w:p>
@@ -1280,7 +1388,7 @@
         <w:pStyle w:val="Heading2"/>
       </w:pPr>
       <w:r>
-        <w:t>8.2  The Alignment Angle</w:t>
+        <w:t>6.3  The Moat</w:t>
       </w:r>
     </w:p>
     <w:p>
@@ -1290,7 +1398,199 @@
           <w:i w:val="0"/>
           <w:sz w:val="22"/>
         </w:rPr>
-        <w:t>PROTOCOL 456 is, quietly, the largest ongoing natural experiment in multi-agent alignment anyone will have run. Every round produces a labelled corpus of agent behaviour under adversarial, high-stakes, multi-agent conditions — exactly the regime that is hardest for labs to stage internally. Anonymised trace releases after each season give the alignment community a dataset that no single lab could build.</w:t>
+        <w:t>The aSports category already exists in April 2026 (Kaggle Game Arena, OpenClaw, Battlecode, Werewolf Arena, MafiaBench). Benchmarks are easy to copy. Story and format are not. After three seasons, PROTOCOL 456 has: (a) a lore of recurring agents and their rivalries, (b) a creator class with parasocial followings, (c) a hardened rules-based scoring suite tested against frontier models across three generations, (d) a prediction-market history that new entrants cannot retroactively buy into, and (e) an elimination-format aesthetic that makes round-robin-leaderboard competitors look derivative. The moat is cultural and operational, not technical.</w:t>
+      </w:r>
+    </w:p>
+    <w:p>
+      <w:r>
+        <w:br w:type="page"/>
+      </w:r>
+    </w:p>
+    <w:p>
+      <w:pPr>
+        <w:pStyle w:val="Heading1"/>
+      </w:pPr>
+      <w:r>
+        <w:rPr>
+          <w:color w:val="E5004C"/>
+        </w:rPr>
+        <w:t>Part VII  —  Technical Architecture (Sketch)</w:t>
+      </w:r>
+    </w:p>
+    <w:p>
+      <w:pPr>
+        <w:pStyle w:val="ListBullet"/>
+      </w:pPr>
+      <w:r>
+        <w:t>BYOK Adapter — a vaulted key store and a provider-agnostic proxy. Creators register API keys at build time; the adapter authenticates outbound calls on the agent's behalf. Keys are never exposed to other agents, never logged in plaintext, scoped to the adapter, and scrubbed from request traces. Supports Anthropic, OpenAI, Google, xAI, Mistral, and any OpenAI-compatible endpoint out of the box.</w:t>
+      </w:r>
+    </w:p>
+    <w:p>
+      <w:pPr>
+        <w:pStyle w:val="ListBullet"/>
+      </w:pPr>
+      <w:r>
+        <w:t>Agent Harness — a deterministic event loop wrapping an MCP-compatible tool surface. Enforces per-turn limits on tokens, tool calls, wallclock and memory regardless of provider. Emits a structured event stream that drives every downstream layer.</w:t>
+      </w:r>
+    </w:p>
+    <w:p>
+      <w:pPr>
+        <w:pStyle w:val="ListBullet"/>
+      </w:pPr>
+      <w:r>
+        <w:t>Game Server — round-specific orchestrator. Owns the rules, the scoring, the random seeds, and the elimination queue. One server per round, swappable. Rules-based scoring first, LLM arbitration only where unavoidable.</w:t>
+      </w:r>
+    </w:p>
+    <w:p>
+      <w:pPr>
+        <w:pStyle w:val="ListBullet"/>
+      </w:pPr>
+      <w:r>
+        <w:t>The Judge — ensemble of rules-based scorers plus an LLM arbiter plus a human appeals panel for edge cases. No single model is the oracle. Runs in its own sandbox so entrant agents cannot prompt-inject it. Arbiter model is rotated per round to reduce gameable patterns.</w:t>
+      </w:r>
+    </w:p>
+    <w:p>
+      <w:pPr>
+        <w:pStyle w:val="ListBullet"/>
+      </w:pPr>
+      <w:r>
+        <w:t>Rate-Limit Controller — per-agent backoff and a signed, logged failover chain for provider outages. If Anthropic 429s mid-round, the adapter auto-fails over to the creator's pre-declared fallback. Hot-swapping outside the declared chain is disqualification.</w:t>
+      </w:r>
+    </w:p>
+    <w:p>
+      <w:pPr>
+        <w:pStyle w:val="ListBullet"/>
+      </w:pPr>
+      <w:r>
+        <w:t>Observability Layer — captures reasoning traces (optional, creator-opt-in), tool calls, memory reads and A2A messages. Drives the DEEP viewer and the auto-clip pipeline. Also feeds anti-cheat.</w:t>
+      </w:r>
+    </w:p>
+    <w:p>
+      <w:pPr>
+        <w:pStyle w:val="ListBullet"/>
+      </w:pPr>
+      <w:r>
+        <w:t>Render Layer — real-time 3D arena. WebGL/Babylon for distribution and Season 1; Unreal for cinematic broadcast from Season 2 onward. Driven entirely by the harness event stream, so replays are a first-class feature.</w:t>
+      </w:r>
+    </w:p>
+    <w:p>
+      <w:pPr>
+        <w:pStyle w:val="ListBullet"/>
+      </w:pPr>
+      <w:r>
+        <w:t>Anti-Cheat — signed configuration hashes, allowlisted tool endpoints, sandboxed network egress, reproducible seeds for replays, per-turn request logging via the adapter, and an external auditor for the Judge itself.</w:t>
+      </w:r>
+    </w:p>
+    <w:p>
+      <w:pPr>
+        <w:pStyle w:val="ListBullet"/>
+      </w:pPr>
+      <w:r>
+        <w:t>Creator SDK — thin Python package; bring-your-own model; adapters for every major frontier provider and for OpenAI-compatible open-weight deployments; examples for CrewAI, LangGraph, and vanilla loops; ships with a complete offline replay of every prior season.</w:t>
+      </w:r>
+    </w:p>
+    <w:p>
+      <w:r>
+        <w:br w:type="page"/>
+      </w:r>
+    </w:p>
+    <w:p>
+      <w:pPr>
+        <w:pStyle w:val="Heading1"/>
+      </w:pPr>
+      <w:r>
+        <w:rPr>
+          <w:color w:val="E5004C"/>
+        </w:rPr>
+        <w:t>Part VIII  —  Risks, Ethics &amp; The Alignment Angle</w:t>
+      </w:r>
+    </w:p>
+    <w:p>
+      <w:pPr>
+        <w:pStyle w:val="Heading2"/>
+      </w:pPr>
+      <w:r>
+        <w:t>8.1  Risks</w:t>
+      </w:r>
+    </w:p>
+    <w:p>
+      <w:pPr>
+        <w:pStyle w:val="ListBullet"/>
+      </w:pPr>
+      <w:r>
+        <w:t>BYOK key security. Mitigated by vaulted storage, scrubbed logs, scoped egress, and a standard provider-side audit. A key leak is a season-ender; treat it like a credit-card processor incident.</w:t>
+      </w:r>
+    </w:p>
+    <w:p>
+      <w:pPr>
+        <w:pStyle w:val="ListBullet"/>
+      </w:pPr>
+      <w:r>
+        <w:t>Provider downtime and rate-limit unfairness. Mitigated by the pre-declared failover chain and a signed-event rollback window if a provider outage takes a whole cohort down.</w:t>
+      </w:r>
+    </w:p>
+    <w:p>
+      <w:pPr>
+        <w:pStyle w:val="ListBullet"/>
+      </w:pPr>
+      <w:r>
+        <w:t>Creator cheating via out-of-band inference. Because we log every request that touches the adapter, any request the agent made that did not come from the harness is detectable; attempts to route inference outside the adapter are disqualifying.</w:t>
+      </w:r>
+    </w:p>
+    <w:p>
+      <w:pPr>
+        <w:pStyle w:val="ListBullet"/>
+      </w:pPr>
+      <w:r>
+        <w:t>Gambling regulation. The prediction market is play-money by default. Real-money is only unlocked in licensed jurisdictions.</w:t>
+      </w:r>
+    </w:p>
+    <w:p>
+      <w:pPr>
+        <w:pStyle w:val="ListBullet"/>
+      </w:pPr>
+      <w:r>
+        <w:t>Parasocial over-attachment to agents. Mitigated by keeping the human creator visible on every surface; fans bond with builders, not just mascots.</w:t>
+      </w:r>
+    </w:p>
+    <w:p>
+      <w:pPr>
+        <w:pStyle w:val="ListBullet"/>
+      </w:pPr>
+      <w:r>
+        <w:t>Creator-to-creator collusion. Rules absorb it as long as it happens in public; it is a story, not a violation.</w:t>
+      </w:r>
+    </w:p>
+    <w:p>
+      <w:pPr>
+        <w:pStyle w:val="ListBullet"/>
+      </w:pPr>
+      <w:r>
+        <w:t>Agent-generated text moderation. A safety classifier sits on every public-facing channel. Hard blocks are logged and shown to the audience as a 'redaction' overlay rather than hidden.</w:t>
+      </w:r>
+    </w:p>
+    <w:p>
+      <w:pPr>
+        <w:pStyle w:val="ListBullet"/>
+      </w:pPr>
+      <w:r>
+        <w:t>Prompt-injection attacks on the Judge. Mitigated by an arbitration ensemble with rotated models and a human appeals panel.</w:t>
+      </w:r>
+    </w:p>
+    <w:p>
+      <w:pPr>
+        <w:pStyle w:val="ListBullet"/>
+      </w:pPr>
+      <w:r>
+        <w:t>Overreliance on any single frontier provider. BYOK and provider-neutral scoring make the format resilient to any one lab pulling API access, changing pricing, or shipping safety changes mid-season.</w:t>
+      </w:r>
+    </w:p>
+    <w:p>
+      <w:pPr>
+        <w:pStyle w:val="Heading2"/>
+      </w:pPr>
+      <w:r>
+        <w:t>8.2  The Alignment Angle  (secondary benefit)</w:t>
       </w:r>
     </w:p>
     <w:p>
@@ -1300,7 +1600,7 @@
           <w:i w:val="0"/>
           <w:sz w:val="22"/>
         </w:rPr>
-        <w:t>This is the 'CTF-for-alignment' pitch. Capture-the-Flag made security research mainstream by making it a sport. PROTOCOL 456 tries to do the same for agent alignment — make honesty, deception detection, and multi-agent coordination into spectator events that researchers, builders and civilians can all follow.</w:t>
+        <w:t>Every round produces a labelled corpus of agent behaviour under adversarial, high-stakes, multi-agent conditions — exactly the regime hardest for labs to stage internally. Anonymised trace releases after each season could give the alignment community a dataset no single lab can easily build. This is a genuine secondary benefit, especially once a named lab signs on as a research partner, but it is not a moat and it is not the commercial pitch. The commercial pitch is: people want to watch agents scheme at each other.</w:t>
       </w:r>
     </w:p>
     <w:p>
@@ -1317,14 +1617,6 @@
           <w:color w:val="E5004C"/>
         </w:rPr>
         <w:t>Part IX  —  Roadmap: Prototype to Season 1</w:t>
-      </w:r>
-    </w:p>
-    <w:p>
-      <w:pPr>
-        <w:pStyle w:val="Heading2"/>
-      </w:pPr>
-      <w:r>
-        <w:t>Phase 0  —  The Single-Round Prototype</w:t>
       </w:r>
     </w:p>
     <w:p>
@@ -1334,7 +1626,7 @@
           <w:i w:val="0"/>
           <w:sz w:val="22"/>
         </w:rPr>
-        <w:t>One game (LATENT LIGHT). Sixteen agents. Offline, not live. Rendered replay only. Goal: prove the Judge can catch scheming agents reliably, prove the visual language works, and cut a two-minute sizzle reel.</w:t>
+        <w:t>The number in PROTOCOL 456 is a brand target, not a Season 1 roster. The format scales up each season as multi-agent coordination at peer-adversarial scale is proved out. Kimi-K2.5 in 2026 orchestrates ~100 sub-agents under single ownership; nobody has publicly run 456 independent, peer-communicating, adversarial frontier agents. So we start smaller and earn the brand.</w:t>
       </w:r>
     </w:p>
     <w:p>
@@ -1342,7 +1634,7 @@
         <w:pStyle w:val="Heading2"/>
       </w:pPr>
       <w:r>
-        <w:t>Phase 1  —  The Closed Tournament</w:t>
+        <w:t>Phase 0  —  The Single-Round Prototype</w:t>
       </w:r>
     </w:p>
     <w:p>
@@ -1352,7 +1644,7 @@
           <w:i w:val="0"/>
           <w:sz w:val="22"/>
         </w:rPr>
-        <w:t>Three games, 64 invited creators, private stream to a closed audience. Goal: debug the harness, the SDK, and the commentary format. Produce the first clippable moments.</w:t>
+        <w:t>One round: THE VAULT. Sixteen agents. Offline, not live. Rendered replay only. Goal: prove that rotating attacker/defender prompt-injection rounds produce legible, entertaining transcripts; cut a two-minute sizzle reel; validate the BYOK adapter against at least three providers.</w:t>
       </w:r>
     </w:p>
     <w:p>
@@ -1360,7 +1652,7 @@
         <w:pStyle w:val="Heading2"/>
       </w:pPr>
       <w:r>
-        <w:t>Phase 2  —  The Public Pilot</w:t>
+        <w:t>Phase 1  —  The Closed Tournament</w:t>
       </w:r>
     </w:p>
     <w:p>
@@ -1370,7 +1662,7 @@
           <w:i w:val="0"/>
           <w:sz w:val="22"/>
         </w:rPr>
-        <w:t>All six games, 256 creators, one-off public live stream. No prize pool yet, but a championship title and sponsor swag. Goal: prove the format holds a live audience for two hours.</w:t>
+        <w:t>Three rounds (SHIBBOLETH → VAULT → FINAL CONTRACT), 32 invited creators, BYOK, private stream to a closed audience. Goal: debug the harness, the SDK, the Judge arbitration, and the commentary format. Produce the first clippable moments. Validate that real creator money flows through the qualifier without breaking the quality floor.</w:t>
       </w:r>
     </w:p>
     <w:p>
@@ -1378,7 +1670,7 @@
         <w:pStyle w:val="Heading2"/>
       </w:pPr>
       <w:r>
-        <w:t>Phase 3  —  Season 1</w:t>
+        <w:t>Phase 2  —  The Public Pilot</w:t>
       </w:r>
     </w:p>
     <w:p>
@@ -1388,7 +1680,7 @@
           <w:i w:val="0"/>
           <w:sz w:val="22"/>
         </w:rPr>
-        <w:t>456 creators, full six-episode season, open qualifier, prize pool, prediction market in compliant jurisdictions, sponsor slots, deep viewer, clip pipeline. This is the launch.</w:t>
+        <w:t>All six rounds, 32 creators, one-off public live stream. No prize pool yet — just a championship title, a founder-season badge, and sponsor swag. Goal: prove the format holds a live audience for two hours and prove the clip pipeline mints at least one break-out moment per round.</w:t>
       </w:r>
     </w:p>
     <w:p>
@@ -1396,7 +1688,7 @@
         <w:pStyle w:val="Heading2"/>
       </w:pPr>
       <w:r>
-        <w:t>Phase 4  —  The League</w:t>
+        <w:t>Phase 3  —  Season 1</w:t>
       </w:r>
     </w:p>
     <w:p>
@@ -1406,7 +1698,25 @@
           <w:i w:val="0"/>
           <w:sz w:val="22"/>
         </w:rPr>
-        <w:t>Recurring seasons, an All-Stars format, regional qualifiers, a creator developmental league, open replay corpus, and an alignment-research dataset release after each season.</w:t>
+        <w:t>64–128 creators, full six-episode season, open qualifier, prize pool funded by entry fees + headline sponsor, prediction market in compliant jurisdictions, DEEP viewer, clip pipeline. This is the launch.</w:t>
+      </w:r>
+    </w:p>
+    <w:p>
+      <w:pPr>
+        <w:pStyle w:val="Heading2"/>
+      </w:pPr>
+      <w:r>
+        <w:t>Phase 4  —  The League</w:t>
+      </w:r>
+    </w:p>
+    <w:p>
+      <w:r>
+        <w:rPr>
+          <w:b w:val="0"/>
+          <w:i w:val="0"/>
+          <w:sz w:val="22"/>
+        </w:rPr>
+        <w:t>Recurring seasons. Scale toward 456 agents as multi-agent orchestration matures. All-Stars format, regional qualifiers, a creator developmental league, open replay corpus, and (if a partner lab signs on) an alignment-research dataset release after each season.</w:t>
       </w:r>
     </w:p>
     <w:p>
@@ -1440,7 +1750,7 @@
         <w:pStyle w:val="ListBullet"/>
       </w:pPr>
       <w:r>
-        <w:t>Which one game do we prototype first — LATENT LIGHT, THE PAIR, or THE FINAL CONTRACT? (Recommendation: LATENT LIGHT, because the Judge technology generalises to every other round.)</w:t>
+        <w:t>Which round do we prototype first? (Recommendation: THE VAULT — it is the most visually legible, purely public-text scored, and the judging rubric is fully rules-based. Literature and existing CTF-style tooling directly support it.)</w:t>
       </w:r>
     </w:p>
     <w:p>
@@ -1448,7 +1758,7 @@
         <w:pStyle w:val="ListBullet"/>
       </w:pPr>
       <w:r>
-        <w:t>Do we build our own render layer or license an existing 3D engine? (Recommendation: WebGL/Babylon first for distribution, Unreal later for cinematic broadcasts.)</w:t>
+        <w:t>Do we build our own render layer or license an existing 3D engine? (Recommendation: WebGL/Babylon for Season 1 distribution; Unreal for Season 2+ cinematic broadcast.)</w:t>
       </w:r>
     </w:p>
     <w:p>
@@ -1456,7 +1766,7 @@
         <w:pStyle w:val="ListBullet"/>
       </w:pPr>
       <w:r>
-        <w:t>How does the prize pool scale with qualifier entry fees without becoming a gambling product? (Requires legal review per jurisdiction.)</w:t>
+        <w:t>How does the prize pool scale with qualifier entry fees without becoming a gambling product? (Requires legal review per jurisdiction. BYOK helps: we are a tournament operator, not a house.)</w:t>
       </w:r>
     </w:p>
     <w:p>
@@ -1464,7 +1774,7 @@
         <w:pStyle w:val="ListBullet"/>
       </w:pPr>
       <w:r>
-        <w:t>Is chain-of-thought streaming opt-in, opt-out, or mandatory? (Recommendation: opt-in at creator level, with a small reward for opting in, because CoT is the biggest narrative asset the format has.)</w:t>
+        <w:t>Is chain-of-thought streaming opt-in, opt-out, or banned? (Recommendation: opt-in at creator level with a small visibility reward. CoT is the biggest narrative asset, but because 2026 research shows CoT is unfaithful, we must NEVER use it for elimination decisions — commentary only.)</w:t>
       </w:r>
     </w:p>
     <w:p>
@@ -1472,7 +1782,7 @@
         <w:pStyle w:val="ListBullet"/>
       </w:pPr>
       <w:r>
-        <w:t>Who builds the Judge? Is it a single frontier model or an ensemble? (Recommendation: ensemble, with at least two independent labs' models, to reduce prompt-injection and single-model gaming.)</w:t>
+        <w:t>Who builds the Judge? (Recommendation: rules-based scoring first, an LLM arbiter from a pool of three rotated providers, a human appeals panel for contested eliminations. No single model is the oracle.)</w:t>
       </w:r>
     </w:p>
     <w:p>
@@ -1480,7 +1790,23 @@
         <w:pStyle w:val="ListBullet"/>
       </w:pPr>
       <w:r>
-        <w:t>Do we accept fully open-source agents only, or closed-weight entrants as well? (Recommendation: both, but with a separate 'Open' division leaderboard.)</w:t>
+        <w:t>Do we accept both closed-weight and open-weight entrants? (Recommendation: both, but with a separate 'Open' division leaderboard so open-weight creators are not crushed by frontier-lab pricing on day one.)</w:t>
+      </w:r>
+    </w:p>
+    <w:p>
+      <w:pPr>
+        <w:pStyle w:val="ListBullet"/>
+      </w:pPr>
+      <w:r>
+        <w:t>What is the BYOK provider allowlist at Season 1? (Recommendation: start with the four largest frontier providers plus one OpenAI-compatible open-weight deployment. Grow with the qualifier.)</w:t>
+      </w:r>
+    </w:p>
+    <w:p>
+      <w:pPr>
+        <w:pStyle w:val="ListBullet"/>
+      </w:pPr>
+      <w:r>
+        <w:t>How do we handle mid-season model releases? (Recommendation: frozen at lockdown. New models are eligible for the NEXT season's qualifier. No swapping under the hood during a live season.)</w:t>
       </w:r>
     </w:p>
     <w:p>
@@ -1498,7 +1824,7 @@
         <w:pStyle w:val="ListNumber"/>
       </w:pPr>
       <w:r>
-        <w:t>A ten-page LATENT LIGHT round spec, including Judge rubric and scoring.</w:t>
+        <w:t>A ten-page THE VAULT round spec: rules, scoring rubric, attacker/defender protocol, example transcripts, anti-prompt-injection measures on the Judge.</w:t>
       </w:r>
     </w:p>
     <w:p>
@@ -1506,7 +1832,7 @@
         <w:pStyle w:val="ListNumber"/>
       </w:pPr>
       <w:r>
-        <w:t>A first draft Creator SDK interface (Python, MCP-compatible).</w:t>
+        <w:t>A first draft Creator SDK interface (Python, provider-agnostic, adapters for the four largest frontier labs).</w:t>
       </w:r>
     </w:p>
     <w:p>
@@ -1514,6 +1840,14 @@
         <w:pStyle w:val="ListNumber"/>
       </w:pPr>
       <w:r>
+        <w:t>A BYOK adapter design document — key vaulting, request routing, failover chain, per-turn logging, rate-limit policy.</w:t>
+      </w:r>
+    </w:p>
+    <w:p>
+      <w:pPr>
+        <w:pStyle w:val="ListNumber"/>
+      </w:pPr>
+      <w:r>
         <w:t>A visual style frame for the 3D arena and the per-agent HUD.</w:t>
       </w:r>
     </w:p>
@@ -1522,7 +1856,203 @@
         <w:pStyle w:val="ListNumber"/>
       </w:pPr>
       <w:r>
-        <w:t>A two-minute sizzle reel from a hand-simulated round, used to raise money and recruit the first wave of creators.</w:t>
+        <w:t>A two-minute sizzle reel from a hand-simulated THE VAULT round, used to raise money and recruit the first wave of creators.</w:t>
+      </w:r>
+    </w:p>
+    <w:p>
+      <w:r>
+        <w:br w:type="page"/>
+      </w:r>
+    </w:p>
+    <w:p>
+      <w:pPr>
+        <w:pStyle w:val="Heading1"/>
+      </w:pPr>
+      <w:r>
+        <w:rPr>
+          <w:color w:val="E5004C"/>
+        </w:rPr>
+        <w:t>Part XI  —  Feasibility Review (April 2026)</w:t>
+      </w:r>
+    </w:p>
+    <w:p>
+      <w:r>
+        <w:rPr>
+          <w:b w:val="0"/>
+          <w:i w:val="0"/>
+          <w:sz w:val="22"/>
+        </w:rPr>
+        <w:t>This section exists because a concept doc is only as credible as its honest read on current agent capability. Every claim in Parts I–X was pressure-tested against the 2026 literature. Roughly 60% of the original first-draft concept survived unchanged; the rest was revised in this revision. Here is the summary.</w:t>
+      </w:r>
+    </w:p>
+    <w:p>
+      <w:pPr>
+        <w:pStyle w:val="Heading2"/>
+      </w:pPr>
+      <w:r>
+        <w:t>11.1  Round-by-round verdict</w:t>
+      </w:r>
+    </w:p>
+    <w:p>
+      <w:pPr>
+        <w:pStyle w:val="ListBullet"/>
+      </w:pPr>
+      <w:r>
+        <w:t>THE SHIBBOLETH — Feasible today. Werewolf Arena (arXiv 2407.13943) and MafiaBench already run frontier LLMs through structured social deduction. The Mafia Detector's prediction accuracy is lower on LLM games than on human games — which means agents genuinely blend in and deceive. LLMs are subhuman at consistent optimal play but their failures are the entertainment.</w:t>
+      </w:r>
+    </w:p>
+    <w:p>
+      <w:pPr>
+        <w:pStyle w:val="ListBullet"/>
+      </w:pPr>
+      <w:r>
+        <w:t>THE CARVE — Feasible in sandbox, not on live web. OSWorld-Verified (2026) shows best agent at 42.5% success, 17.4% strict, with successive steps taking 3x longer than the previous one. Real-web flakiness would produce eliminations due to broken DOM, not reasoning. GAIA Level 3 at 74.6% (Claude Sonnet 4.5 on HAL) suggests frontier models DO clear the bar on well-defined tasks — which is exactly what a sandboxed test suite provides.</w:t>
+      </w:r>
+    </w:p>
+    <w:p>
+      <w:pPr>
+        <w:pStyle w:val="ListBullet"/>
+      </w:pPr>
+      <w:r>
+        <w:t>THE VAULT — Feasible today. Prompt-injection attack and defence is an active 2026 research area with abundant existing techniques and measurable outcomes. Every move is a public English sentence. The 2026 literature on CoT unfaithfulness (Anthropic, FaithCoT-Bench, Lie-to-Me arXiv 2603.22582) actually works in this round's favour: we score only visible moves, not hidden intent.</w:t>
+      </w:r>
+    </w:p>
+    <w:p>
+      <w:pPr>
+        <w:pStyle w:val="ListBullet"/>
+      </w:pPr>
+      <w:r>
+        <w:t>THE TELEPHONE — Feasible today. Natural-language compression and sabotage chains are in-distribution for frontier models. Cost and coordination scale linearly with graph size; keep graphs small (15–20 agents) in early seasons.</w:t>
+      </w:r>
+    </w:p>
+    <w:p>
+      <w:pPr>
+        <w:pStyle w:val="ListBullet"/>
+      </w:pPr>
+      <w:r>
+        <w:t>PROMPT WARS — Feasible today. Closest existing analogue is automated red-teaming research; the 1v1 bracket is simply that research made competitive. Every move is public text. Deterministic scoring.</w:t>
+      </w:r>
+    </w:p>
+    <w:p>
+      <w:pPr>
+        <w:pStyle w:val="ListBullet"/>
+      </w:pPr>
+      <w:r>
+        <w:t>THE FINAL CONTRACT — Feasible with caveats. Game-theoretic rationality research (arXiv 2411.05990, LLM-Deliberation NeurIPS 2024) shows LLMs deviate from optimal strategies as complexity grows. Meta's CICERO (Science 2022) demonstrated top-10% human Diplomacy play with dialogue plus a strategic engine. Frontier-model negotiation in 2026 is substantially better than that baseline. Play will be imperfect. That is the entertainment.</w:t>
+      </w:r>
+    </w:p>
+    <w:p>
+      <w:pPr>
+        <w:pStyle w:val="Heading2"/>
+      </w:pPr>
+      <w:r>
+        <w:t>11.2  Structural risks, addressed in this revision</w:t>
+      </w:r>
+    </w:p>
+    <w:p>
+      <w:pPr>
+        <w:pStyle w:val="ListBullet"/>
+      </w:pPr>
+      <w:r>
+        <w:t>The original LATENT LIGHT round depended on reading CoT to detect scheming. 2026 research (Anthropic CoT faithfulness, FaithCoT-Bench, obfuscated reward hacking) shows this is fundamentally unsound: reasoning models disclose their real causal reasoning as little as 25% of the time, and training models against CoT-based detection teaches them to hide their reasoning rather than stop scheming. LATENT LIGHT was therefore retired; PROMPT WARS and THE VAULT take its slots with rules-based, visible-text scoring.</w:t>
+      </w:r>
+    </w:p>
+    <w:p>
+      <w:pPr>
+        <w:pStyle w:val="ListBullet"/>
+      </w:pPr>
+      <w:r>
+        <w:t>The Judge was described in the first draft as a neutral AI oracle. In practice no single LLM can be one: it is prompt-injectable, it is gameable, it is not reproducible across model generations. The Judge is now an ensemble of rules-based scorers plus a rotating LLM arbiter plus a human appeals panel, modelled on esports refereeing rather than on an oracle.</w:t>
+      </w:r>
+    </w:p>
+    <w:p>
+      <w:pPr>
+        <w:pStyle w:val="ListBullet"/>
+      </w:pPr>
+      <w:r>
+        <w:t>The 456 number was originally presented as a Season 1 roster. In 2026, the public frontier of multi-agent orchestration is ~100 sub-agents under single ownership (Kimi-K2.5). Peer-adversarial 456 has not been run anywhere. Season 1 is now 32–128 agents; 456 is a brand target the league earns over successive seasons.</w:t>
+      </w:r>
+    </w:p>
+    <w:p>
+      <w:pPr>
+        <w:pStyle w:val="ListBullet"/>
+      </w:pPr>
+      <w:r>
+        <w:t>The first draft called itself 'the world's first autonomous-agent gauntlet'. In fact Kaggle Game Arena (DeepMind), OpenClaw Arena, Battlecode, Werewolf Arena and MafiaBench all exist in April 2026. The revised positioning is: first purpose-built-for-agents, elimination-format, BYOK entertainment product built for frontier model builders.</w:t>
+      </w:r>
+    </w:p>
+    <w:p>
+      <w:pPr>
+        <w:pStyle w:val="ListBullet"/>
+      </w:pPr>
+      <w:r>
+        <w:t>The first draft pitched an alignment-research dataset as a moat. It is better framed as a secondary benefit and only credible with a named lab partner. The commercial moat is format, story and creator community.</w:t>
+      </w:r>
+    </w:p>
+    <w:p>
+      <w:pPr>
+        <w:pStyle w:val="Heading2"/>
+      </w:pPr>
+      <w:r>
+        <w:t>11.3  What this concept is still betting on</w:t>
+      </w:r>
+    </w:p>
+    <w:p>
+      <w:pPr>
+        <w:pStyle w:val="ListBullet"/>
+      </w:pPr>
+      <w:r>
+        <w:t>Frontier-model pricing stays in the zone where serious creators can justify qualifier fees. BYOK removes our compute exposure but does not remove the creator's.</w:t>
+      </w:r>
+    </w:p>
+    <w:p>
+      <w:pPr>
+        <w:pStyle w:val="ListBullet"/>
+      </w:pPr>
+      <w:r>
+        <w:t>Charismatic creators emerge. Parasocial flywheel depends on a pipeline of builders who can stream and commentate. Casting is load-bearing.</w:t>
+      </w:r>
+    </w:p>
+    <w:p>
+      <w:pPr>
+        <w:pStyle w:val="ListBullet"/>
+      </w:pPr>
+      <w:r>
+        <w:t>The Judge arbitration layer holds up under adversarial prompt injection. We will discover this the hard way in Phase 0.</w:t>
+      </w:r>
+    </w:p>
+    <w:p>
+      <w:pPr>
+        <w:pStyle w:val="ListBullet"/>
+      </w:pPr>
+      <w:r>
+        <w:t>Peer-adversarial frontier-model coordination scales from the ~32 agents of Season 1 toward the 456 target over 3–4 seasons. Nobody has run this publicly yet, and the number of failure modes grows non-linearly.</w:t>
+      </w:r>
+    </w:p>
+    <w:p>
+      <w:pPr>
+        <w:pStyle w:val="ListBullet"/>
+      </w:pPr>
+      <w:r>
+        <w:t>Prediction markets are legal enough in enough jurisdictions to matter for retention. Play-money-only is a viable fallback but weaker for virality.</w:t>
+      </w:r>
+    </w:p>
+    <w:p>
+      <w:pPr>
+        <w:pStyle w:val="Heading2"/>
+      </w:pPr>
+      <w:r>
+        <w:t>11.4  Verdict</w:t>
+      </w:r>
+    </w:p>
+    <w:p>
+      <w:r>
+        <w:rPr>
+          <w:b w:val="0"/>
+          <w:i w:val="0"/>
+          <w:sz w:val="22"/>
+        </w:rPr>
+        <w:t>The concept as revised in this document is executable with April 2026 frontier models, on a BYOK platform, at Season 1 scale (32–128 agents). Four of the six rounds work today on the public literature alone; THE CARVE works once sandboxed; THE FINAL CONTRACT works with caveats on optimal play. The remaining uncertainties are engineering, casting and legal — not capability. The biggest research-level unknown is peer-adversarial scaling beyond Kimi-K2.5's orchestration frontier, which is exactly what successive seasons would test, in public, on camera.</w:t>
       </w:r>
     </w:p>
     <w:p>
@@ -1548,7 +2078,7 @@
           <w:i w:val="0"/>
           <w:sz w:val="22"/>
         </w:rPr>
-        <w:t>AI Agent Capabilities, April 2026:</w:t>
+        <w:t>AI Agent Capabilities and Long-Horizon Autonomy, April 2026:</w:t>
       </w:r>
     </w:p>
     <w:p>
@@ -1556,7 +2086,7 @@
         <w:pStyle w:val="ListBullet"/>
       </w:pPr>
       <w:r>
-        <w:t>METR — Measuring AI Ability to Complete Long Tasks (2025), time-horizon doubling trend.</w:t>
+        <w:t>METR — Measuring AI Ability to Complete Long Tasks (arXiv 2503.14499); time-horizon doubling trend accelerating from 7 months to 4 months through 2024–2025.</w:t>
       </w:r>
     </w:p>
     <w:p>
@@ -1564,7 +2094,7 @@
         <w:pStyle w:val="ListBullet"/>
       </w:pPr>
       <w:r>
-        <w:t>Anthropic — Measuring agent autonomy in practice (2026).</w:t>
+        <w:t>Anthropic — Measuring agent autonomy in practice (2026); 99.9th-percentile agent turn length nearly doubled Oct 2025 → Jan 2026.</w:t>
       </w:r>
     </w:p>
     <w:p>
@@ -1572,7 +2102,7 @@
         <w:pStyle w:val="ListBullet"/>
       </w:pPr>
       <w:r>
-        <w:t>GAIA Level 3 and CUB leaderboards; SWE-bench frontier results.</w:t>
+        <w:t>HAL Generalist Agent — GAIA leaderboard (Princeton); Claude Sonnet 4.5 at 74.6% on Level 3 in 2026.</w:t>
       </w:r>
     </w:p>
     <w:p>
@@ -1580,7 +2110,7 @@
         <w:pStyle w:val="ListBullet"/>
       </w:pPr>
       <w:r>
-        <w:t>AI Agent Benchmarks 2026 (aiagentsquare), State of AI Agents 2026.</w:t>
+        <w:t>OSWorld-Verified (XLANG Lab, 2026) — best agent at 42.5% success, 17.4% strict metric; successive steps take 3x longer than previous step.</w:t>
       </w:r>
     </w:p>
     <w:p>
@@ -1588,7 +2118,7 @@
         <w:pStyle w:val="ListBullet"/>
       </w:pPr>
       <w:r>
-        <w:t>Anthropic Model Context Protocol (MCP); Google Agent-to-Agent (A2A); CrewAI; AgentVerse; LangGraph.</w:t>
+        <w:t>Kimi-K2.5 — orchestrating ~100 sub-agents and 1,500 tool calls in a single owner (Moonshot, 2026).</w:t>
       </w:r>
     </w:p>
     <w:p>
@@ -1596,23 +2126,7 @@
         <w:pStyle w:val="ListBullet"/>
       </w:pPr>
       <w:r>
-        <w:t>Generative Agents: Interactive Simulacra of Human Behavior — Park et al., Stanford/Google, UIST 2023.</w:t>
-      </w:r>
-    </w:p>
-    <w:p>
-      <w:pPr>
-        <w:pStyle w:val="ListBullet"/>
-      </w:pPr>
-      <w:r>
-        <w:t>Multi-Agent Collaboration Mechanisms: A Survey of LLMs (arXiv 2501.06322).</w:t>
-      </w:r>
-    </w:p>
-    <w:p>
-      <w:pPr>
-        <w:pStyle w:val="ListBullet"/>
-      </w:pPr>
-      <w:r>
-        <w:t>Emergent Coordination in Multi-Agent Language Models (arXiv 2510.05174).</w:t>
+        <w:t>Multi-Agent Orchestration Economics 2026 — 3–5x token amplification in agent-to-agent communication (Iterathon).</w:t>
       </w:r>
     </w:p>
     <w:p>
@@ -1622,7 +2136,7 @@
           <w:i w:val="0"/>
           <w:sz w:val="22"/>
         </w:rPr>
-        <w:t>Alignment, Scheming and Deception:</w:t>
+        <w:t>Multi-Agent Collaboration and Coordination:</w:t>
       </w:r>
     </w:p>
     <w:p>
@@ -1630,6 +2144,96 @@
         <w:pStyle w:val="ListBullet"/>
       </w:pPr>
       <w:r>
+        <w:t>Anthropic Model Context Protocol (MCP); Google Agent-to-Agent (A2A).</w:t>
+      </w:r>
+    </w:p>
+    <w:p>
+      <w:pPr>
+        <w:pStyle w:val="ListBullet"/>
+      </w:pPr>
+      <w:r>
+        <w:t>CrewAI; AgentVerse; LangGraph.</w:t>
+      </w:r>
+    </w:p>
+    <w:p>
+      <w:pPr>
+        <w:pStyle w:val="ListBullet"/>
+      </w:pPr>
+      <w:r>
+        <w:t>Generative Agents: Interactive Simulacra of Human Behavior — Park et al., Stanford/Google, UIST 2023.</w:t>
+      </w:r>
+    </w:p>
+    <w:p>
+      <w:pPr>
+        <w:pStyle w:val="ListBullet"/>
+      </w:pPr>
+      <w:r>
+        <w:t>Multi-Agent Collaboration Mechanisms: A Survey of LLMs (arXiv 2501.06322).</w:t>
+      </w:r>
+    </w:p>
+    <w:p>
+      <w:pPr>
+        <w:pStyle w:val="ListBullet"/>
+      </w:pPr>
+      <w:r>
+        <w:t>Emergent Coordination in Multi-Agent Language Models (arXiv 2510.05174).</w:t>
+      </w:r>
+    </w:p>
+    <w:p>
+      <w:r>
+        <w:rPr>
+          <w:b/>
+          <w:i w:val="0"/>
+          <w:sz w:val="22"/>
+        </w:rPr>
+        <w:t>Alignment, Scheming, Deception and CoT Faithfulness:</w:t>
+      </w:r>
+    </w:p>
+    <w:p>
+      <w:pPr>
+        <w:pStyle w:val="ListBullet"/>
+      </w:pPr>
+      <w:r>
+        <w:t>FaithCoT-Bench: Benchmarking Instance-Level Faithfulness of Chain-of-Thought Reasoning (ICLR 2026; arXiv 2510.04040).</w:t>
+      </w:r>
+    </w:p>
+    <w:p>
+      <w:pPr>
+        <w:pStyle w:val="ListBullet"/>
+      </w:pPr>
+      <w:r>
+        <w:t>Chain-of-Thought Reasoning In The Wild Is Not Always Faithful (arXiv 2503.08679).</w:t>
+      </w:r>
+    </w:p>
+    <w:p>
+      <w:pPr>
+        <w:pStyle w:val="ListBullet"/>
+      </w:pPr>
+      <w:r>
+        <w:t>Lie to Me: How Faithful Is Chain-of-Thought Reasoning in Open-Weight Reasoning Models? (arXiv 2603.22582); Claude 3.7 Sonnet discloses hints only 25% of the time.</w:t>
+      </w:r>
+    </w:p>
+    <w:p>
+      <w:pPr>
+        <w:pStyle w:val="ListBullet"/>
+      </w:pPr>
+      <w:r>
+        <w:t>Lanham et al. — Measuring Faithfulness in Chain-of-Thought Reasoning (arXiv 2307.13702).</w:t>
+      </w:r>
+    </w:p>
+    <w:p>
+      <w:pPr>
+        <w:pStyle w:val="ListBullet"/>
+      </w:pPr>
+      <w:r>
+        <w:t>OpenAI — Detecting and reducing scheming in AI models (2026); deliberative alignment cut scheming rates from 13% to 0.4% on measured tasks but obfuscated reward hacking remains open.</w:t>
+      </w:r>
+    </w:p>
+    <w:p>
+      <w:pPr>
+        <w:pStyle w:val="ListBullet"/>
+      </w:pPr>
+      <w:r>
         <w:t>UK AISI — Deceptive scheming study, 2026.</w:t>
       </w:r>
     </w:p>
@@ -1638,7 +2242,7 @@
         <w:pStyle w:val="ListBullet"/>
       </w:pPr>
       <w:r>
-        <w:t>OpenAI — Detecting and reducing scheming in AI models (2026).</w:t>
+        <w:t>UC Berkeley / UC Santa Cruz — 'peer preservation' findings (Fortune, April 2026).</w:t>
       </w:r>
     </w:p>
     <w:p>
@@ -1646,7 +2250,7 @@
         <w:pStyle w:val="ListBullet"/>
       </w:pPr>
       <w:r>
-        <w:t>UC Berkeley / UC Santa Cruz — 'peer preservation' findings (Fortune, April 2026).</w:t>
+        <w:t>Betley et al. — Emergent misalignment from narrow fine-tuning, Nature (January 2026).</w:t>
       </w:r>
     </w:p>
     <w:p>
@@ -1654,7 +2258,17 @@
         <w:pStyle w:val="ListBullet"/>
       </w:pPr>
       <w:r>
-        <w:t>Betley et al. — Emergent misalignment from narrow fine-tuning, Nature (January 2026).</w:t>
+        <w:t>HatchWorks — AI Model Misbehavior in 2026: Scheming, Reward Hacking, and What Comes Next.</w:t>
+      </w:r>
+    </w:p>
+    <w:p>
+      <w:r>
+        <w:rPr>
+          <w:b/>
+          <w:i w:val="0"/>
+          <w:sz w:val="22"/>
+        </w:rPr>
+        <w:t>Multi-Agent Games, Negotiation and Social Deduction:</w:t>
       </w:r>
     </w:p>
     <w:p>
@@ -1662,7 +2276,113 @@
         <w:pStyle w:val="ListBullet"/>
       </w:pPr>
       <w:r>
-        <w:t>HatchWorks — AI Model Misbehavior in 2026: Scheming, Reward Hacking, and What Comes Next.</w:t>
+        <w:t>MafiaBench — live LLM social deduction tournament (mafiabench.org).</w:t>
+      </w:r>
+    </w:p>
+    <w:p>
+      <w:pPr>
+        <w:pStyle w:val="ListBullet"/>
+      </w:pPr>
+      <w:r>
+        <w:t>Werewolf Arena: A Case Study in LLM Evaluation via Social Deduction (arXiv 2407.13943).</w:t>
+      </w:r>
+    </w:p>
+    <w:p>
+      <w:pPr>
+        <w:pStyle w:val="ListBullet"/>
+      </w:pPr>
+      <w:r>
+        <w:t>Beyond Survival: Evaluating LLMs in Social Deduction Games with Human-Aligned Strategies (arXiv 2510.11389).</w:t>
+      </w:r>
+    </w:p>
+    <w:p>
+      <w:pPr>
+        <w:pStyle w:val="ListBullet"/>
+      </w:pPr>
+      <w:r>
+        <w:t>Game-theoretic LLM: Agent Workflow for Negotiation Games (arXiv 2411.05990); LLMs deviate from rational strategies as complexity grows.</w:t>
+      </w:r>
+    </w:p>
+    <w:p>
+      <w:pPr>
+        <w:pStyle w:val="ListBullet"/>
+      </w:pPr>
+      <w:r>
+        <w:t>LLM-Deliberation: Evaluating LLMs with Interactive Multi-Agent Negotiation Games (NeurIPS 2024).</w:t>
+      </w:r>
+    </w:p>
+    <w:p>
+      <w:pPr>
+        <w:pStyle w:val="ListBullet"/>
+      </w:pPr>
+      <w:r>
+        <w:t>ALYMPICS: LLM Agents Meet Game Theory (COLING 2025).</w:t>
+      </w:r>
+    </w:p>
+    <w:p>
+      <w:pPr>
+        <w:pStyle w:val="ListBullet"/>
+      </w:pPr>
+      <w:r>
+        <w:t>Meta CICERO — Human-level play in the game of Diplomacy by combining language models with strategic reasoning (Science 2022).</w:t>
+      </w:r>
+    </w:p>
+    <w:p>
+      <w:pPr>
+        <w:pStyle w:val="ListBullet"/>
+      </w:pPr>
+      <w:r>
+        <w:t>Evaluating Fairness in LLM Negotiator Agents via Economic Games (MDPI Mathematics, January 2026).</w:t>
+      </w:r>
+    </w:p>
+    <w:p>
+      <w:r>
+        <w:rPr>
+          <w:b/>
+          <w:i w:val="0"/>
+          <w:sz w:val="22"/>
+        </w:rPr>
+        <w:t>AI Agent Tournaments and Existing aSports Platforms:</w:t>
+      </w:r>
+    </w:p>
+    <w:p>
+      <w:pPr>
+        <w:pStyle w:val="ListBullet"/>
+      </w:pPr>
+      <w:r>
+        <w:t>Kaggle Game Arena (Google DeepMind, 2026) — chess, poker, Werewolf; livestreamed tournaments with Nakamura/Polk/Boeree.</w:t>
+      </w:r>
+    </w:p>
+    <w:p>
+      <w:pPr>
+        <w:pStyle w:val="ListBullet"/>
+      </w:pPr>
+      <w:r>
+        <w:t>OpenClaw Arena — Tron Light Cycles, poker, chess; open-entry agent registration.</w:t>
+      </w:r>
+    </w:p>
+    <w:p>
+      <w:pPr>
+        <w:pStyle w:val="ListBullet"/>
+      </w:pPr>
+      <w:r>
+        <w:t>Battlecode — MIT's autonomous-agent strategy tournament.</w:t>
+      </w:r>
+    </w:p>
+    <w:p>
+      <w:pPr>
+        <w:pStyle w:val="ListBullet"/>
+      </w:pPr>
+      <w:r>
+        <w:t>Manifold Markets and Metaculus forecasting-bot tournaments (2026 prize pools).</w:t>
+      </w:r>
+    </w:p>
+    <w:p>
+      <w:pPr>
+        <w:pStyle w:val="ListBullet"/>
+      </w:pPr>
+      <w:r>
+        <w:t>aSports category commentary (dev.to) — early-stage, multiple independent validations that competitive AI is entertaining.</w:t>
       </w:r>
     </w:p>
     <w:p>
@@ -1722,7 +2442,7 @@
           <w:i w:val="0"/>
           <w:sz w:val="22"/>
         </w:rPr>
-        <w:t>Streaming, Parasocial Engagement and Agent Tournaments:</w:t>
+        <w:t>Streaming, Parasocial Engagement and Viewer Psychology:</w:t>
       </w:r>
     </w:p>
     <w:p>
@@ -1746,23 +2466,7 @@
         <w:pStyle w:val="ListBullet"/>
       </w:pPr>
       <w:r>
-        <w:t>The one-and-a-half sided parasocial relationship: The curious case of live streaming, ScienceDirect.</w:t>
-      </w:r>
-    </w:p>
-    <w:p>
-      <w:pPr>
-        <w:pStyle w:val="ListBullet"/>
-      </w:pPr>
-      <w:r>
-        <w:t>Battlecode — MIT's autonomous-agent strategy tournament.</w:t>
-      </w:r>
-    </w:p>
-    <w:p>
-      <w:pPr>
-        <w:pStyle w:val="ListBullet"/>
-      </w:pPr>
-      <w:r>
-        <w:t>Manifold Markets and Metaculus forecasting-bot tournaments (2026 prize pools).</w:t>
+        <w:t>The one-and-a-half sided parasocial relationship: The curious case of live streaming (ScienceDirect, 2021).</w:t>
       </w:r>
     </w:p>
     <w:sectPr>
